--- a/Android/Android 단어.docx
+++ b/Android/Android 단어.docx
@@ -7850,6 +7850,6034 @@
         </w:rPr>
         <w:tab/>
         <w:t>대화상자</w:t>
+      </w:r>
+    </w:p>
+    <w:p>
+      <w:pPr>
+        <w:spacing w:after="0"/>
+        <w:rPr>
+          <w:b/>
+          <w:bCs/>
+        </w:rPr>
+      </w:pPr>
+      <w:r>
+        <w:rPr>
+          <w:rFonts w:hint="eastAsia"/>
+          <w:b/>
+          <w:bCs/>
+        </w:rPr>
+        <w:t>-------------------------------------------------------</w:t>
+      </w:r>
+    </w:p>
+    <w:p>
+      <w:pPr>
+        <w:spacing w:after="0"/>
+        <w:rPr>
+          <w:b/>
+          <w:bCs/>
+          <w:color w:val="0070C0"/>
+          <w:sz w:val="24"/>
+        </w:rPr>
+      </w:pPr>
+      <w:r>
+        <w:rPr>
+          <w:rFonts w:hint="eastAsia"/>
+          <w:b/>
+          <w:bCs/>
+          <w:color w:val="0070C0"/>
+          <w:sz w:val="24"/>
+        </w:rPr>
+        <w:t>12-5.FireBase</w:t>
+      </w:r>
+    </w:p>
+    <w:p>
+      <w:pPr>
+        <w:spacing w:after="0"/>
+        <w:rPr>
+          <w:b/>
+          <w:bCs/>
+        </w:rPr>
+      </w:pPr>
+      <w:r>
+        <w:rPr>
+          <w:b/>
+          <w:bCs/>
+        </w:rPr>
+        <w:t>serverless</w:t>
+      </w:r>
+      <w:r>
+        <w:rPr>
+          <w:b/>
+          <w:bCs/>
+        </w:rPr>
+        <w:tab/>
+      </w:r>
+      <w:r>
+        <w:rPr>
+          <w:b/>
+          <w:bCs/>
+        </w:rPr>
+        <w:t>서버리스</w:t>
+      </w:r>
+      <w:r>
+        <w:rPr>
+          <w:b/>
+          <w:bCs/>
+        </w:rPr>
+        <w:tab/>
+      </w:r>
+      <w:r>
+        <w:rPr>
+          <w:b/>
+          <w:bCs/>
+        </w:rPr>
+        <w:t>서버 없는</w:t>
+      </w:r>
+    </w:p>
+    <w:p>
+      <w:pPr>
+        <w:spacing w:after="0"/>
+        <w:rPr>
+          <w:b/>
+          <w:bCs/>
+        </w:rPr>
+      </w:pPr>
+      <w:r>
+        <w:rPr>
+          <w:b/>
+          <w:bCs/>
+        </w:rPr>
+        <w:t>instance</w:t>
+      </w:r>
+      <w:r>
+        <w:rPr>
+          <w:b/>
+          <w:bCs/>
+        </w:rPr>
+        <w:tab/>
+      </w:r>
+      <w:r>
+        <w:rPr>
+          <w:b/>
+          <w:bCs/>
+        </w:rPr>
+        <w:t>인스턴스</w:t>
+      </w:r>
+      <w:r>
+        <w:rPr>
+          <w:b/>
+          <w:bCs/>
+        </w:rPr>
+        <w:tab/>
+      </w:r>
+      <w:r>
+        <w:rPr>
+          <w:rFonts w:hint="eastAsia"/>
+          <w:b/>
+          <w:bCs/>
+        </w:rPr>
+        <w:t>사례</w:t>
+      </w:r>
+    </w:p>
+    <w:p>
+      <w:pPr>
+        <w:spacing w:after="0"/>
+        <w:rPr>
+          <w:b/>
+          <w:bCs/>
+        </w:rPr>
+      </w:pPr>
+      <w:r>
+        <w:rPr>
+          <w:b/>
+          <w:bCs/>
+        </w:rPr>
+        <w:t>reference</w:t>
+      </w:r>
+      <w:r>
+        <w:rPr>
+          <w:b/>
+          <w:bCs/>
+        </w:rPr>
+        <w:tab/>
+      </w:r>
+      <w:r>
+        <w:rPr>
+          <w:b/>
+          <w:bCs/>
+        </w:rPr>
+        <w:t>레퍼런스</w:t>
+      </w:r>
+      <w:r>
+        <w:rPr>
+          <w:b/>
+          <w:bCs/>
+        </w:rPr>
+        <w:tab/>
+      </w:r>
+      <w:r>
+        <w:rPr>
+          <w:b/>
+          <w:bCs/>
+        </w:rPr>
+        <w:t>참조</w:t>
+      </w:r>
+    </w:p>
+    <w:p>
+      <w:pPr>
+        <w:spacing w:after="0"/>
+        <w:rPr>
+          <w:b/>
+          <w:bCs/>
+        </w:rPr>
+      </w:pPr>
+      <w:r>
+        <w:rPr>
+          <w:b/>
+          <w:bCs/>
+        </w:rPr>
+        <w:t>snap</w:t>
+      </w:r>
+      <w:r>
+        <w:rPr>
+          <w:b/>
+          <w:bCs/>
+        </w:rPr>
+        <w:tab/>
+      </w:r>
+      <w:r>
+        <w:rPr>
+          <w:b/>
+          <w:bCs/>
+        </w:rPr>
+        <w:tab/>
+      </w:r>
+      <w:r>
+        <w:rPr>
+          <w:b/>
+          <w:bCs/>
+        </w:rPr>
+        <w:t>스냅</w:t>
+      </w:r>
+      <w:r>
+        <w:rPr>
+          <w:b/>
+          <w:bCs/>
+        </w:rPr>
+        <w:tab/>
+      </w:r>
+      <w:r>
+        <w:rPr>
+          <w:b/>
+          <w:bCs/>
+        </w:rPr>
+        <w:tab/>
+      </w:r>
+      <w:r>
+        <w:rPr>
+          <w:b/>
+          <w:bCs/>
+        </w:rPr>
+        <w:t>순간 캡처</w:t>
+      </w:r>
+    </w:p>
+    <w:p>
+      <w:pPr>
+        <w:spacing w:after="0"/>
+        <w:rPr>
+          <w:b/>
+          <w:bCs/>
+        </w:rPr>
+      </w:pPr>
+      <w:r>
+        <w:rPr>
+          <w:b/>
+          <w:bCs/>
+        </w:rPr>
+        <w:t>child</w:t>
+      </w:r>
+      <w:r>
+        <w:rPr>
+          <w:b/>
+          <w:bCs/>
+        </w:rPr>
+        <w:tab/>
+      </w:r>
+      <w:r>
+        <w:rPr>
+          <w:b/>
+          <w:bCs/>
+        </w:rPr>
+        <w:tab/>
+      </w:r>
+      <w:r>
+        <w:rPr>
+          <w:b/>
+          <w:bCs/>
+        </w:rPr>
+        <w:t>차일드</w:t>
+      </w:r>
+      <w:r>
+        <w:rPr>
+          <w:b/>
+          <w:bCs/>
+        </w:rPr>
+        <w:tab/>
+      </w:r>
+      <w:r>
+        <w:rPr>
+          <w:b/>
+          <w:bCs/>
+        </w:rPr>
+        <w:tab/>
+      </w:r>
+      <w:r>
+        <w:rPr>
+          <w:b/>
+          <w:bCs/>
+        </w:rPr>
+        <w:t>자식</w:t>
+      </w:r>
+    </w:p>
+    <w:p>
+      <w:pPr>
+        <w:spacing w:after="0"/>
+        <w:rPr>
+          <w:b/>
+          <w:bCs/>
+        </w:rPr>
+      </w:pPr>
+      <w:r>
+        <w:rPr>
+          <w:b/>
+          <w:bCs/>
+        </w:rPr>
+        <w:t>success</w:t>
+      </w:r>
+      <w:r>
+        <w:rPr>
+          <w:b/>
+          <w:bCs/>
+        </w:rPr>
+        <w:tab/>
+      </w:r>
+      <w:r>
+        <w:rPr>
+          <w:b/>
+          <w:bCs/>
+        </w:rPr>
+        <w:tab/>
+      </w:r>
+      <w:r>
+        <w:rPr>
+          <w:b/>
+          <w:bCs/>
+        </w:rPr>
+        <w:t>석세스</w:t>
+      </w:r>
+      <w:r>
+        <w:rPr>
+          <w:b/>
+          <w:bCs/>
+        </w:rPr>
+        <w:tab/>
+      </w:r>
+      <w:r>
+        <w:rPr>
+          <w:b/>
+          <w:bCs/>
+        </w:rPr>
+        <w:tab/>
+      </w:r>
+      <w:r>
+        <w:rPr>
+          <w:b/>
+          <w:bCs/>
+        </w:rPr>
+        <w:t>성공</w:t>
+      </w:r>
+    </w:p>
+    <w:p>
+      <w:pPr>
+        <w:spacing w:after="0"/>
+        <w:rPr>
+          <w:b/>
+          <w:bCs/>
+        </w:rPr>
+      </w:pPr>
+      <w:r>
+        <w:rPr>
+          <w:b/>
+          <w:bCs/>
+        </w:rPr>
+        <w:t>failure</w:t>
+      </w:r>
+      <w:r>
+        <w:rPr>
+          <w:b/>
+          <w:bCs/>
+        </w:rPr>
+        <w:tab/>
+      </w:r>
+      <w:r>
+        <w:rPr>
+          <w:b/>
+          <w:bCs/>
+        </w:rPr>
+        <w:tab/>
+      </w:r>
+      <w:r>
+        <w:rPr>
+          <w:b/>
+          <w:bCs/>
+        </w:rPr>
+        <w:t>페일러</w:t>
+      </w:r>
+      <w:r>
+        <w:rPr>
+          <w:b/>
+          <w:bCs/>
+        </w:rPr>
+        <w:tab/>
+      </w:r>
+      <w:r>
+        <w:rPr>
+          <w:b/>
+          <w:bCs/>
+        </w:rPr>
+        <w:tab/>
+      </w:r>
+      <w:r>
+        <w:rPr>
+          <w:b/>
+          <w:bCs/>
+        </w:rPr>
+        <w:t>실패</w:t>
+      </w:r>
+    </w:p>
+    <w:p>
+      <w:pPr>
+        <w:spacing w:after="0"/>
+        <w:rPr>
+          <w:b/>
+          <w:bCs/>
+        </w:rPr>
+      </w:pPr>
+      <w:r>
+        <w:rPr>
+          <w:b/>
+          <w:bCs/>
+        </w:rPr>
+        <w:t>snapshot</w:t>
+      </w:r>
+      <w:r>
+        <w:rPr>
+          <w:b/>
+          <w:bCs/>
+        </w:rPr>
+        <w:tab/>
+      </w:r>
+      <w:r>
+        <w:rPr>
+          <w:b/>
+          <w:bCs/>
+        </w:rPr>
+        <w:t>스냅샷</w:t>
+      </w:r>
+      <w:r>
+        <w:rPr>
+          <w:b/>
+          <w:bCs/>
+        </w:rPr>
+        <w:tab/>
+      </w:r>
+      <w:r>
+        <w:rPr>
+          <w:b/>
+          <w:bCs/>
+        </w:rPr>
+        <w:tab/>
+      </w:r>
+      <w:r>
+        <w:rPr>
+          <w:b/>
+          <w:bCs/>
+        </w:rPr>
+        <w:t>데이터 복사본</w:t>
+      </w:r>
+    </w:p>
+    <w:p>
+      <w:pPr>
+        <w:spacing w:after="0"/>
+        <w:rPr>
+          <w:b/>
+          <w:bCs/>
+        </w:rPr>
+      </w:pPr>
+      <w:r>
+        <w:rPr>
+          <w:b/>
+          <w:bCs/>
+        </w:rPr>
+        <w:t>gradle</w:t>
+      </w:r>
+      <w:r>
+        <w:rPr>
+          <w:b/>
+          <w:bCs/>
+        </w:rPr>
+        <w:tab/>
+      </w:r>
+      <w:r>
+        <w:rPr>
+          <w:b/>
+          <w:bCs/>
+        </w:rPr>
+        <w:tab/>
+      </w:r>
+      <w:r>
+        <w:rPr>
+          <w:b/>
+          <w:bCs/>
+        </w:rPr>
+        <w:t>그래들</w:t>
+      </w:r>
+      <w:r>
+        <w:rPr>
+          <w:b/>
+          <w:bCs/>
+        </w:rPr>
+        <w:tab/>
+      </w:r>
+      <w:r>
+        <w:rPr>
+          <w:b/>
+          <w:bCs/>
+        </w:rPr>
+        <w:tab/>
+      </w:r>
+      <w:r>
+        <w:rPr>
+          <w:b/>
+          <w:bCs/>
+        </w:rPr>
+        <w:t>빌드 도구</w:t>
+      </w:r>
+    </w:p>
+    <w:p>
+      <w:pPr>
+        <w:spacing w:after="0"/>
+        <w:rPr>
+          <w:b/>
+          <w:bCs/>
+        </w:rPr>
+      </w:pPr>
+      <w:r>
+        <w:rPr>
+          <w:b/>
+          <w:bCs/>
+        </w:rPr>
+        <w:t>dependency</w:t>
+      </w:r>
+      <w:r>
+        <w:rPr>
+          <w:b/>
+          <w:bCs/>
+        </w:rPr>
+        <w:tab/>
+      </w:r>
+      <w:r>
+        <w:rPr>
+          <w:b/>
+          <w:bCs/>
+        </w:rPr>
+        <w:t>디펜던시</w:t>
+      </w:r>
+      <w:r>
+        <w:rPr>
+          <w:b/>
+          <w:bCs/>
+        </w:rPr>
+        <w:tab/>
+      </w:r>
+      <w:r>
+        <w:rPr>
+          <w:b/>
+          <w:bCs/>
+        </w:rPr>
+        <w:t>종속성</w:t>
+      </w:r>
+    </w:p>
+    <w:p>
+      <w:pPr>
+        <w:spacing w:after="0"/>
+        <w:rPr>
+          <w:b/>
+          <w:bCs/>
+        </w:rPr>
+      </w:pPr>
+      <w:r>
+        <w:rPr>
+          <w:b/>
+          <w:bCs/>
+        </w:rPr>
+        <w:t>realtime</w:t>
+      </w:r>
+      <w:r>
+        <w:rPr>
+          <w:b/>
+          <w:bCs/>
+        </w:rPr>
+        <w:tab/>
+      </w:r>
+      <w:r>
+        <w:rPr>
+          <w:b/>
+          <w:bCs/>
+        </w:rPr>
+        <w:t>리얼타임</w:t>
+      </w:r>
+      <w:r>
+        <w:rPr>
+          <w:b/>
+          <w:bCs/>
+        </w:rPr>
+        <w:tab/>
+      </w:r>
+      <w:r>
+        <w:rPr>
+          <w:b/>
+          <w:bCs/>
+        </w:rPr>
+        <w:t>실시간</w:t>
+      </w:r>
+    </w:p>
+    <w:p>
+      <w:pPr>
+        <w:spacing w:after="0"/>
+        <w:rPr>
+          <w:b/>
+          <w:bCs/>
+        </w:rPr>
+      </w:pPr>
+      <w:r>
+        <w:rPr>
+          <w:b/>
+          <w:bCs/>
+        </w:rPr>
+        <w:t>simple</w:t>
+      </w:r>
+      <w:r>
+        <w:rPr>
+          <w:b/>
+          <w:bCs/>
+        </w:rPr>
+        <w:tab/>
+      </w:r>
+      <w:r>
+        <w:rPr>
+          <w:b/>
+          <w:bCs/>
+        </w:rPr>
+        <w:tab/>
+      </w:r>
+      <w:r>
+        <w:rPr>
+          <w:b/>
+          <w:bCs/>
+        </w:rPr>
+        <w:t>심플</w:t>
+      </w:r>
+      <w:r>
+        <w:rPr>
+          <w:b/>
+          <w:bCs/>
+        </w:rPr>
+        <w:tab/>
+      </w:r>
+      <w:r>
+        <w:rPr>
+          <w:b/>
+          <w:bCs/>
+        </w:rPr>
+        <w:tab/>
+      </w:r>
+      <w:r>
+        <w:rPr>
+          <w:b/>
+          <w:bCs/>
+        </w:rPr>
+        <w:t>간단한</w:t>
+      </w:r>
+    </w:p>
+    <w:p>
+      <w:pPr>
+        <w:spacing w:after="0"/>
+        <w:rPr>
+          <w:b/>
+          <w:bCs/>
+        </w:rPr>
+      </w:pPr>
+      <w:r>
+        <w:rPr>
+          <w:b/>
+          <w:bCs/>
+        </w:rPr>
+        <w:t>auth</w:t>
+      </w:r>
+      <w:r>
+        <w:rPr>
+          <w:b/>
+          <w:bCs/>
+        </w:rPr>
+        <w:tab/>
+      </w:r>
+      <w:r>
+        <w:rPr>
+          <w:b/>
+          <w:bCs/>
+        </w:rPr>
+        <w:tab/>
+      </w:r>
+      <w:r>
+        <w:rPr>
+          <w:b/>
+          <w:bCs/>
+        </w:rPr>
+        <w:t>오스</w:t>
+      </w:r>
+      <w:r>
+        <w:rPr>
+          <w:b/>
+          <w:bCs/>
+        </w:rPr>
+        <w:tab/>
+      </w:r>
+      <w:r>
+        <w:rPr>
+          <w:b/>
+          <w:bCs/>
+        </w:rPr>
+        <w:tab/>
+      </w:r>
+      <w:r>
+        <w:rPr>
+          <w:b/>
+          <w:bCs/>
+        </w:rPr>
+        <w:t>인증</w:t>
+      </w:r>
+    </w:p>
+    <w:p>
+      <w:pPr>
+        <w:spacing w:after="0"/>
+        <w:rPr>
+          <w:b/>
+          <w:bCs/>
+        </w:rPr>
+      </w:pPr>
+      <w:r>
+        <w:rPr>
+          <w:b/>
+          <w:bCs/>
+        </w:rPr>
+        <w:t>authentication</w:t>
+      </w:r>
+      <w:r>
+        <w:rPr>
+          <w:b/>
+          <w:bCs/>
+        </w:rPr>
+        <w:tab/>
+      </w:r>
+      <w:r>
+        <w:rPr>
+          <w:b/>
+          <w:bCs/>
+        </w:rPr>
+        <w:t>어센티케이션</w:t>
+      </w:r>
+      <w:r>
+        <w:rPr>
+          <w:b/>
+          <w:bCs/>
+        </w:rPr>
+        <w:tab/>
+      </w:r>
+      <w:r>
+        <w:rPr>
+          <w:b/>
+          <w:bCs/>
+        </w:rPr>
+        <w:t>본인 확인</w:t>
+      </w:r>
+    </w:p>
+    <w:p>
+      <w:pPr>
+        <w:spacing w:after="0"/>
+        <w:rPr>
+          <w:b/>
+          <w:bCs/>
+        </w:rPr>
+      </w:pPr>
+      <w:r>
+        <w:rPr>
+          <w:rFonts w:hint="eastAsia"/>
+          <w:b/>
+          <w:bCs/>
+        </w:rPr>
+        <w:t>-------------------------------------------------------</w:t>
+      </w:r>
+    </w:p>
+    <w:p>
+      <w:pPr>
+        <w:spacing w:after="0"/>
+        <w:rPr>
+          <w:b/>
+          <w:bCs/>
+          <w:color w:val="0070C0"/>
+          <w:sz w:val="24"/>
+          <w:szCs w:val="28"/>
+        </w:rPr>
+      </w:pPr>
+      <w:r>
+        <w:rPr>
+          <w:rFonts w:hint="eastAsia"/>
+          <w:b/>
+          <w:bCs/>
+          <w:color w:val="0070C0"/>
+          <w:sz w:val="24"/>
+          <w:szCs w:val="28"/>
+        </w:rPr>
+        <w:t>14.Network</w:t>
+      </w:r>
+    </w:p>
+    <w:p>
+      <w:pPr>
+        <w:spacing w:after="0"/>
+        <w:rPr>
+          <w:b/>
+          <w:bCs/>
+        </w:rPr>
+      </w:pPr>
+      <w:r>
+        <w:rPr>
+          <w:b/>
+          <w:bCs/>
+        </w:rPr>
+        <w:t>access</w:t>
+      </w:r>
+      <w:r>
+        <w:rPr>
+          <w:b/>
+          <w:bCs/>
+        </w:rPr>
+        <w:tab/>
+      </w:r>
+      <w:r>
+        <w:rPr>
+          <w:b/>
+          <w:bCs/>
+        </w:rPr>
+        <w:tab/>
+      </w:r>
+      <w:r>
+        <w:rPr>
+          <w:b/>
+          <w:bCs/>
+        </w:rPr>
+        <w:t>액세스</w:t>
+      </w:r>
+      <w:r>
+        <w:rPr>
+          <w:b/>
+          <w:bCs/>
+        </w:rPr>
+        <w:tab/>
+      </w:r>
+      <w:r>
+        <w:rPr>
+          <w:b/>
+          <w:bCs/>
+        </w:rPr>
+        <w:tab/>
+      </w:r>
+      <w:r>
+        <w:rPr>
+          <w:b/>
+          <w:bCs/>
+        </w:rPr>
+        <w:t>접근</w:t>
+      </w:r>
+    </w:p>
+    <w:p>
+      <w:pPr>
+        <w:spacing w:after="0"/>
+        <w:rPr>
+          <w:b/>
+          <w:bCs/>
+        </w:rPr>
+      </w:pPr>
+      <w:r>
+        <w:rPr>
+          <w:b/>
+          <w:bCs/>
+        </w:rPr>
+        <w:t>available</w:t>
+      </w:r>
+      <w:r>
+        <w:rPr>
+          <w:b/>
+          <w:bCs/>
+        </w:rPr>
+        <w:tab/>
+      </w:r>
+      <w:r>
+        <w:rPr>
+          <w:b/>
+          <w:bCs/>
+        </w:rPr>
+        <w:t>어베일러블</w:t>
+      </w:r>
+      <w:r>
+        <w:rPr>
+          <w:b/>
+          <w:bCs/>
+        </w:rPr>
+        <w:tab/>
+      </w:r>
+      <w:r>
+        <w:rPr>
+          <w:b/>
+          <w:bCs/>
+        </w:rPr>
+        <w:t>이용 가능한</w:t>
+      </w:r>
+    </w:p>
+    <w:p>
+      <w:pPr>
+        <w:spacing w:after="0"/>
+        <w:rPr>
+          <w:b/>
+          <w:bCs/>
+        </w:rPr>
+      </w:pPr>
+      <w:r>
+        <w:rPr>
+          <w:b/>
+          <w:bCs/>
+        </w:rPr>
+        <w:t>client</w:t>
+      </w:r>
+      <w:r>
+        <w:rPr>
+          <w:b/>
+          <w:bCs/>
+        </w:rPr>
+        <w:tab/>
+      </w:r>
+      <w:r>
+        <w:rPr>
+          <w:b/>
+          <w:bCs/>
+        </w:rPr>
+        <w:tab/>
+      </w:r>
+      <w:r>
+        <w:rPr>
+          <w:b/>
+          <w:bCs/>
+        </w:rPr>
+        <w:t>클라이언트</w:t>
+      </w:r>
+      <w:r>
+        <w:rPr>
+          <w:b/>
+          <w:bCs/>
+        </w:rPr>
+        <w:tab/>
+      </w:r>
+      <w:r>
+        <w:rPr>
+          <w:b/>
+          <w:bCs/>
+        </w:rPr>
+        <w:t>요청자</w:t>
+      </w:r>
+    </w:p>
+    <w:p>
+      <w:pPr>
+        <w:spacing w:after="0"/>
+        <w:rPr>
+          <w:b/>
+          <w:bCs/>
+        </w:rPr>
+      </w:pPr>
+      <w:r>
+        <w:rPr>
+          <w:b/>
+          <w:bCs/>
+        </w:rPr>
+        <w:t>load</w:t>
+      </w:r>
+      <w:r>
+        <w:rPr>
+          <w:b/>
+          <w:bCs/>
+        </w:rPr>
+        <w:tab/>
+      </w:r>
+      <w:r>
+        <w:rPr>
+          <w:b/>
+          <w:bCs/>
+        </w:rPr>
+        <w:tab/>
+      </w:r>
+      <w:r>
+        <w:rPr>
+          <w:b/>
+          <w:bCs/>
+        </w:rPr>
+        <w:t>로드</w:t>
+      </w:r>
+      <w:r>
+        <w:rPr>
+          <w:b/>
+          <w:bCs/>
+        </w:rPr>
+        <w:tab/>
+      </w:r>
+      <w:r>
+        <w:rPr>
+          <w:b/>
+          <w:bCs/>
+        </w:rPr>
+        <w:tab/>
+      </w:r>
+      <w:r>
+        <w:rPr>
+          <w:b/>
+          <w:bCs/>
+        </w:rPr>
+        <w:t>불러오기</w:t>
+      </w:r>
+    </w:p>
+    <w:p>
+      <w:pPr>
+        <w:spacing w:after="0"/>
+        <w:rPr>
+          <w:b/>
+          <w:bCs/>
+        </w:rPr>
+      </w:pPr>
+      <w:r>
+        <w:rPr>
+          <w:b/>
+          <w:bCs/>
+        </w:rPr>
+        <w:t>socket</w:t>
+      </w:r>
+      <w:r>
+        <w:rPr>
+          <w:b/>
+          <w:bCs/>
+        </w:rPr>
+        <w:tab/>
+      </w:r>
+      <w:r>
+        <w:rPr>
+          <w:b/>
+          <w:bCs/>
+        </w:rPr>
+        <w:tab/>
+      </w:r>
+      <w:r>
+        <w:rPr>
+          <w:b/>
+          <w:bCs/>
+        </w:rPr>
+        <w:t>소켓</w:t>
+      </w:r>
+      <w:r>
+        <w:rPr>
+          <w:b/>
+          <w:bCs/>
+        </w:rPr>
+        <w:tab/>
+      </w:r>
+      <w:r>
+        <w:rPr>
+          <w:b/>
+          <w:bCs/>
+        </w:rPr>
+        <w:tab/>
+      </w:r>
+      <w:r>
+        <w:rPr>
+          <w:b/>
+          <w:bCs/>
+        </w:rPr>
+        <w:t>통신</w:t>
+      </w:r>
+      <w:r>
+        <w:rPr>
+          <w:rFonts w:hint="eastAsia"/>
+          <w:b/>
+          <w:bCs/>
+        </w:rPr>
+        <w:t xml:space="preserve"> </w:t>
+      </w:r>
+      <w:r>
+        <w:rPr>
+          <w:b/>
+          <w:bCs/>
+        </w:rPr>
+        <w:t>연결 단위</w:t>
+      </w:r>
+    </w:p>
+    <w:p>
+      <w:pPr>
+        <w:spacing w:after="0"/>
+        <w:rPr>
+          <w:b/>
+          <w:bCs/>
+        </w:rPr>
+      </w:pPr>
+      <w:r>
+        <w:rPr>
+          <w:b/>
+          <w:bCs/>
+        </w:rPr>
+        <w:t>accept</w:t>
+      </w:r>
+      <w:r>
+        <w:rPr>
+          <w:b/>
+          <w:bCs/>
+        </w:rPr>
+        <w:tab/>
+      </w:r>
+      <w:r>
+        <w:rPr>
+          <w:b/>
+          <w:bCs/>
+        </w:rPr>
+        <w:tab/>
+      </w:r>
+      <w:r>
+        <w:rPr>
+          <w:b/>
+          <w:bCs/>
+        </w:rPr>
+        <w:t>억셉트</w:t>
+      </w:r>
+      <w:r>
+        <w:rPr>
+          <w:b/>
+          <w:bCs/>
+        </w:rPr>
+        <w:tab/>
+      </w:r>
+      <w:r>
+        <w:rPr>
+          <w:b/>
+          <w:bCs/>
+        </w:rPr>
+        <w:tab/>
+      </w:r>
+      <w:r>
+        <w:rPr>
+          <w:b/>
+          <w:bCs/>
+        </w:rPr>
+        <w:t>수락하다</w:t>
+      </w:r>
+    </w:p>
+    <w:p>
+      <w:pPr>
+        <w:spacing w:after="0"/>
+        <w:rPr>
+          <w:b/>
+          <w:bCs/>
+        </w:rPr>
+      </w:pPr>
+      <w:r>
+        <w:rPr>
+          <w:b/>
+          <w:bCs/>
+        </w:rPr>
+        <w:t>parse</w:t>
+      </w:r>
+      <w:r>
+        <w:rPr>
+          <w:b/>
+          <w:bCs/>
+        </w:rPr>
+        <w:tab/>
+      </w:r>
+      <w:r>
+        <w:rPr>
+          <w:b/>
+          <w:bCs/>
+        </w:rPr>
+        <w:tab/>
+      </w:r>
+      <w:r>
+        <w:rPr>
+          <w:b/>
+          <w:bCs/>
+        </w:rPr>
+        <w:t xml:space="preserve">파스구문 </w:t>
+      </w:r>
+      <w:r>
+        <w:rPr>
+          <w:b/>
+          <w:bCs/>
+        </w:rPr>
+        <w:tab/>
+      </w:r>
+      <w:r>
+        <w:rPr>
+          <w:b/>
+          <w:bCs/>
+        </w:rPr>
+        <w:t>분석하다</w:t>
+      </w:r>
+    </w:p>
+    <w:p>
+      <w:pPr>
+        <w:spacing w:after="0"/>
+        <w:rPr>
+          <w:b/>
+          <w:bCs/>
+        </w:rPr>
+      </w:pPr>
+      <w:r>
+        <w:rPr>
+          <w:b/>
+          <w:bCs/>
+        </w:rPr>
+        <w:t>property</w:t>
+      </w:r>
+      <w:r>
+        <w:rPr>
+          <w:b/>
+          <w:bCs/>
+        </w:rPr>
+        <w:tab/>
+      </w:r>
+      <w:r>
+        <w:rPr>
+          <w:b/>
+          <w:bCs/>
+        </w:rPr>
+        <w:t>프로퍼티</w:t>
+      </w:r>
+      <w:r>
+        <w:rPr>
+          <w:b/>
+          <w:bCs/>
+        </w:rPr>
+        <w:tab/>
+      </w:r>
+      <w:r>
+        <w:rPr>
+          <w:b/>
+          <w:bCs/>
+        </w:rPr>
+        <w:t>속성</w:t>
+      </w:r>
+    </w:p>
+    <w:p>
+      <w:pPr>
+        <w:spacing w:after="0"/>
+        <w:rPr>
+          <w:b/>
+          <w:bCs/>
+        </w:rPr>
+      </w:pPr>
+      <w:r>
+        <w:rPr>
+          <w:b/>
+          <w:bCs/>
+        </w:rPr>
+        <w:t>normalize</w:t>
+      </w:r>
+      <w:r>
+        <w:rPr>
+          <w:b/>
+          <w:bCs/>
+        </w:rPr>
+        <w:tab/>
+      </w:r>
+      <w:r>
+        <w:rPr>
+          <w:b/>
+          <w:bCs/>
+        </w:rPr>
+        <w:t>노멀라이즈</w:t>
+      </w:r>
+      <w:r>
+        <w:rPr>
+          <w:b/>
+          <w:bCs/>
+        </w:rPr>
+        <w:tab/>
+      </w:r>
+      <w:r>
+        <w:rPr>
+          <w:b/>
+          <w:bCs/>
+        </w:rPr>
+        <w:t>정규화하다</w:t>
+      </w:r>
+    </w:p>
+    <w:p>
+      <w:pPr>
+        <w:spacing w:after="0"/>
+        <w:rPr>
+          <w:b/>
+          <w:bCs/>
+        </w:rPr>
+      </w:pPr>
+      <w:r>
+        <w:rPr>
+          <w:b/>
+          <w:bCs/>
+        </w:rPr>
+        <w:t>connectivity</w:t>
+      </w:r>
+      <w:r>
+        <w:rPr>
+          <w:b/>
+          <w:bCs/>
+        </w:rPr>
+        <w:tab/>
+      </w:r>
+      <w:r>
+        <w:rPr>
+          <w:b/>
+          <w:bCs/>
+        </w:rPr>
+        <w:t>커넥티비티</w:t>
+      </w:r>
+      <w:r>
+        <w:rPr>
+          <w:b/>
+          <w:bCs/>
+        </w:rPr>
+        <w:tab/>
+      </w:r>
+      <w:r>
+        <w:rPr>
+          <w:b/>
+          <w:bCs/>
+        </w:rPr>
+        <w:t>연결성</w:t>
+      </w:r>
+    </w:p>
+    <w:p>
+      <w:pPr>
+        <w:spacing w:after="0"/>
+        <w:rPr>
+          <w:b/>
+          <w:bCs/>
+        </w:rPr>
+      </w:pPr>
+      <w:r>
+        <w:rPr>
+          <w:b/>
+          <w:bCs/>
+        </w:rPr>
+        <w:t>extra</w:t>
+      </w:r>
+      <w:r>
+        <w:rPr>
+          <w:b/>
+          <w:bCs/>
+        </w:rPr>
+        <w:tab/>
+      </w:r>
+      <w:r>
+        <w:rPr>
+          <w:b/>
+          <w:bCs/>
+        </w:rPr>
+        <w:tab/>
+      </w:r>
+      <w:r>
+        <w:rPr>
+          <w:b/>
+          <w:bCs/>
+        </w:rPr>
+        <w:t>엑스트라</w:t>
+      </w:r>
+      <w:r>
+        <w:rPr>
+          <w:b/>
+          <w:bCs/>
+        </w:rPr>
+        <w:tab/>
+      </w:r>
+      <w:r>
+        <w:rPr>
+          <w:b/>
+          <w:bCs/>
+        </w:rPr>
+        <w:t>추가의</w:t>
+      </w:r>
+    </w:p>
+    <w:p>
+      <w:pPr>
+        <w:spacing w:after="0"/>
+        <w:rPr>
+          <w:b/>
+          <w:bCs/>
+        </w:rPr>
+      </w:pPr>
+      <w:r>
+        <w:rPr>
+          <w:b/>
+          <w:bCs/>
+        </w:rPr>
+        <w:t>roam</w:t>
+      </w:r>
+      <w:r>
+        <w:rPr>
+          <w:b/>
+          <w:bCs/>
+        </w:rPr>
+        <w:tab/>
+      </w:r>
+      <w:r>
+        <w:rPr>
+          <w:b/>
+          <w:bCs/>
+        </w:rPr>
+        <w:tab/>
+      </w:r>
+      <w:r>
+        <w:rPr>
+          <w:rFonts w:hint="eastAsia"/>
+          <w:b/>
+          <w:bCs/>
+        </w:rPr>
+        <w:t>롬</w:t>
+      </w:r>
+      <w:r>
+        <w:rPr>
+          <w:b/>
+          <w:bCs/>
+        </w:rPr>
+        <w:tab/>
+      </w:r>
+      <w:r>
+        <w:rPr>
+          <w:b/>
+          <w:bCs/>
+        </w:rPr>
+        <w:tab/>
+      </w:r>
+      <w:r>
+        <w:rPr>
+          <w:b/>
+          <w:bCs/>
+        </w:rPr>
+        <w:t>돌아다니다</w:t>
+      </w:r>
+    </w:p>
+    <w:p>
+      <w:pPr>
+        <w:spacing w:after="0"/>
+        <w:rPr>
+          <w:b/>
+          <w:bCs/>
+        </w:rPr>
+      </w:pPr>
+      <w:r>
+        <w:rPr>
+          <w:b/>
+          <w:bCs/>
+        </w:rPr>
+        <w:t>document</w:t>
+      </w:r>
+      <w:r>
+        <w:rPr>
+          <w:b/>
+          <w:bCs/>
+        </w:rPr>
+        <w:tab/>
+      </w:r>
+      <w:r>
+        <w:rPr>
+          <w:b/>
+          <w:bCs/>
+        </w:rPr>
+        <w:t>도큐먼트</w:t>
+      </w:r>
+      <w:r>
+        <w:rPr>
+          <w:b/>
+          <w:bCs/>
+        </w:rPr>
+        <w:tab/>
+      </w:r>
+      <w:r>
+        <w:rPr>
+          <w:b/>
+          <w:bCs/>
+        </w:rPr>
+        <w:t>문서</w:t>
+      </w:r>
+      <w:r>
+        <w:rPr>
+          <w:rFonts w:hint="eastAsia"/>
+          <w:b/>
+          <w:bCs/>
+        </w:rPr>
+        <w:t xml:space="preserve"> </w:t>
+      </w:r>
+    </w:p>
+    <w:p>
+      <w:pPr>
+        <w:spacing w:after="0"/>
+        <w:rPr>
+          <w:b/>
+          <w:bCs/>
+        </w:rPr>
+      </w:pPr>
+      <w:r>
+        <w:rPr>
+          <w:rFonts w:hint="eastAsia"/>
+          <w:b/>
+          <w:bCs/>
+        </w:rPr>
+        <w:t>-------------------------------------------------------</w:t>
+      </w:r>
+    </w:p>
+    <w:p>
+      <w:pPr>
+        <w:spacing w:after="0"/>
+        <w:rPr>
+          <w:b/>
+          <w:bCs/>
+          <w:color w:val="0070C0"/>
+          <w:sz w:val="24"/>
+          <w:szCs w:val="28"/>
+        </w:rPr>
+      </w:pPr>
+      <w:r>
+        <w:rPr>
+          <w:rFonts w:hint="eastAsia"/>
+          <w:b/>
+          <w:bCs/>
+          <w:color w:val="0070C0"/>
+          <w:sz w:val="24"/>
+          <w:szCs w:val="28"/>
+        </w:rPr>
+        <w:t>15.Location based App</w:t>
+      </w:r>
+    </w:p>
+    <w:p>
+      <w:pPr>
+        <w:spacing w:after="0"/>
+        <w:rPr>
+          <w:b/>
+          <w:bCs/>
+        </w:rPr>
+      </w:pPr>
+      <w:r>
+        <w:rPr>
+          <w:b/>
+          <w:bCs/>
+        </w:rPr>
+        <w:t>location</w:t>
+      </w:r>
+      <w:r>
+        <w:rPr>
+          <w:b/>
+          <w:bCs/>
+        </w:rPr>
+        <w:tab/>
+      </w:r>
+      <w:r>
+        <w:rPr>
+          <w:b/>
+          <w:bCs/>
+        </w:rPr>
+        <w:t>로케이션</w:t>
+      </w:r>
+      <w:r>
+        <w:rPr>
+          <w:b/>
+          <w:bCs/>
+        </w:rPr>
+        <w:tab/>
+      </w:r>
+      <w:r>
+        <w:rPr>
+          <w:b/>
+          <w:bCs/>
+        </w:rPr>
+        <w:t>위치</w:t>
+      </w:r>
+    </w:p>
+    <w:p>
+      <w:pPr>
+        <w:spacing w:after="0"/>
+        <w:rPr>
+          <w:b/>
+          <w:bCs/>
+        </w:rPr>
+      </w:pPr>
+      <w:r>
+        <w:rPr>
+          <w:b/>
+          <w:bCs/>
+        </w:rPr>
+        <w:t>global</w:t>
+      </w:r>
+      <w:r>
+        <w:rPr>
+          <w:b/>
+          <w:bCs/>
+        </w:rPr>
+        <w:tab/>
+      </w:r>
+      <w:r>
+        <w:rPr>
+          <w:b/>
+          <w:bCs/>
+        </w:rPr>
+        <w:tab/>
+      </w:r>
+      <w:r>
+        <w:rPr>
+          <w:b/>
+          <w:bCs/>
+        </w:rPr>
+        <w:t>글로벌</w:t>
+      </w:r>
+      <w:r>
+        <w:rPr>
+          <w:b/>
+          <w:bCs/>
+        </w:rPr>
+        <w:tab/>
+      </w:r>
+      <w:r>
+        <w:rPr>
+          <w:b/>
+          <w:bCs/>
+        </w:rPr>
+        <w:tab/>
+      </w:r>
+      <w:r>
+        <w:rPr>
+          <w:b/>
+          <w:bCs/>
+        </w:rPr>
+        <w:t>전역의</w:t>
+      </w:r>
+    </w:p>
+    <w:p>
+      <w:pPr>
+        <w:spacing w:after="0"/>
+        <w:rPr>
+          <w:b/>
+          <w:bCs/>
+        </w:rPr>
+      </w:pPr>
+      <w:r>
+        <w:rPr>
+          <w:b/>
+          <w:bCs/>
+        </w:rPr>
+        <w:t>provide</w:t>
+      </w:r>
+      <w:r>
+        <w:rPr>
+          <w:b/>
+          <w:bCs/>
+        </w:rPr>
+        <w:tab/>
+      </w:r>
+      <w:r>
+        <w:rPr>
+          <w:b/>
+          <w:bCs/>
+        </w:rPr>
+        <w:tab/>
+      </w:r>
+      <w:r>
+        <w:rPr>
+          <w:b/>
+          <w:bCs/>
+        </w:rPr>
+        <w:t>프로바이드</w:t>
+      </w:r>
+      <w:r>
+        <w:rPr>
+          <w:b/>
+          <w:bCs/>
+        </w:rPr>
+        <w:tab/>
+      </w:r>
+      <w:r>
+        <w:rPr>
+          <w:b/>
+          <w:bCs/>
+        </w:rPr>
+        <w:t>제공하다</w:t>
+      </w:r>
+    </w:p>
+    <w:p>
+      <w:pPr>
+        <w:spacing w:after="0"/>
+        <w:rPr>
+          <w:b/>
+          <w:bCs/>
+        </w:rPr>
+      </w:pPr>
+      <w:r>
+        <w:rPr>
+          <w:b/>
+          <w:bCs/>
+        </w:rPr>
+        <w:t>fine</w:t>
+      </w:r>
+      <w:r>
+        <w:rPr>
+          <w:b/>
+          <w:bCs/>
+        </w:rPr>
+        <w:tab/>
+      </w:r>
+      <w:r>
+        <w:rPr>
+          <w:b/>
+          <w:bCs/>
+        </w:rPr>
+        <w:tab/>
+      </w:r>
+      <w:r>
+        <w:rPr>
+          <w:b/>
+          <w:bCs/>
+        </w:rPr>
+        <w:t>파인</w:t>
+      </w:r>
+      <w:r>
+        <w:rPr>
+          <w:b/>
+          <w:bCs/>
+        </w:rPr>
+        <w:tab/>
+      </w:r>
+      <w:r>
+        <w:rPr>
+          <w:b/>
+          <w:bCs/>
+        </w:rPr>
+        <w:tab/>
+      </w:r>
+      <w:r>
+        <w:rPr>
+          <w:b/>
+          <w:bCs/>
+        </w:rPr>
+        <w:t>정밀한</w:t>
+      </w:r>
+    </w:p>
+    <w:p>
+      <w:pPr>
+        <w:spacing w:after="0"/>
+        <w:rPr>
+          <w:b/>
+          <w:bCs/>
+        </w:rPr>
+      </w:pPr>
+      <w:r>
+        <w:rPr>
+          <w:b/>
+          <w:bCs/>
+        </w:rPr>
+        <w:t>status</w:t>
+      </w:r>
+      <w:r>
+        <w:rPr>
+          <w:b/>
+          <w:bCs/>
+        </w:rPr>
+        <w:tab/>
+      </w:r>
+      <w:r>
+        <w:rPr>
+          <w:b/>
+          <w:bCs/>
+        </w:rPr>
+        <w:tab/>
+      </w:r>
+      <w:r>
+        <w:rPr>
+          <w:b/>
+          <w:bCs/>
+        </w:rPr>
+        <w:t>스테이터스</w:t>
+      </w:r>
+      <w:r>
+        <w:rPr>
+          <w:b/>
+          <w:bCs/>
+        </w:rPr>
+        <w:tab/>
+      </w:r>
+      <w:r>
+        <w:rPr>
+          <w:b/>
+          <w:bCs/>
+        </w:rPr>
+        <w:t>상태</w:t>
+      </w:r>
+    </w:p>
+    <w:p>
+      <w:pPr>
+        <w:spacing w:after="0"/>
+        <w:rPr>
+          <w:b/>
+          <w:bCs/>
+        </w:rPr>
+      </w:pPr>
+      <w:r>
+        <w:rPr>
+          <w:b/>
+          <w:bCs/>
+        </w:rPr>
+        <w:t>latitude</w:t>
+      </w:r>
+      <w:r>
+        <w:rPr>
+          <w:b/>
+          <w:bCs/>
+        </w:rPr>
+        <w:tab/>
+      </w:r>
+      <w:r>
+        <w:rPr>
+          <w:b/>
+          <w:bCs/>
+        </w:rPr>
+        <w:t>래티튜드</w:t>
+      </w:r>
+      <w:r>
+        <w:rPr>
+          <w:b/>
+          <w:bCs/>
+        </w:rPr>
+        <w:tab/>
+      </w:r>
+      <w:r>
+        <w:rPr>
+          <w:b/>
+          <w:bCs/>
+        </w:rPr>
+        <w:t>위도</w:t>
+      </w:r>
+    </w:p>
+    <w:p>
+      <w:pPr>
+        <w:spacing w:after="0"/>
+        <w:rPr>
+          <w:b/>
+          <w:bCs/>
+        </w:rPr>
+      </w:pPr>
+      <w:r>
+        <w:rPr>
+          <w:b/>
+          <w:bCs/>
+        </w:rPr>
+        <w:t>longitude</w:t>
+      </w:r>
+      <w:r>
+        <w:rPr>
+          <w:b/>
+          <w:bCs/>
+        </w:rPr>
+        <w:tab/>
+      </w:r>
+      <w:r>
+        <w:rPr>
+          <w:b/>
+          <w:bCs/>
+        </w:rPr>
+        <w:t>롱기튜드</w:t>
+      </w:r>
+      <w:r>
+        <w:rPr>
+          <w:b/>
+          <w:bCs/>
+        </w:rPr>
+        <w:tab/>
+      </w:r>
+      <w:r>
+        <w:rPr>
+          <w:b/>
+          <w:bCs/>
+        </w:rPr>
+        <w:t>경도</w:t>
+      </w:r>
+    </w:p>
+    <w:p>
+      <w:pPr>
+        <w:spacing w:after="0"/>
+        <w:rPr>
+          <w:rFonts w:hint="eastAsia"/>
+          <w:b/>
+          <w:bCs/>
+        </w:rPr>
+      </w:pPr>
+      <w:r>
+        <w:rPr>
+          <w:rFonts w:hint="eastAsia"/>
+          <w:b/>
+          <w:bCs/>
+        </w:rPr>
+        <w:t>altitude</w:t>
+      </w:r>
+      <w:r>
+        <w:rPr>
+          <w:b/>
+          <w:bCs/>
+        </w:rPr>
+        <w:tab/>
+      </w:r>
+      <w:r>
+        <w:rPr>
+          <w:rFonts w:hint="eastAsia"/>
+          <w:b/>
+          <w:bCs/>
+        </w:rPr>
+        <w:t>알티튜드</w:t>
+      </w:r>
+      <w:r>
+        <w:rPr>
+          <w:b/>
+          <w:bCs/>
+        </w:rPr>
+        <w:tab/>
+      </w:r>
+      <w:r>
+        <w:rPr>
+          <w:rFonts w:hint="eastAsia"/>
+          <w:b/>
+          <w:bCs/>
+        </w:rPr>
+        <w:t>고도</w:t>
+      </w:r>
+    </w:p>
+    <w:p>
+      <w:pPr>
+        <w:spacing w:after="0"/>
+        <w:rPr>
+          <w:b/>
+          <w:bCs/>
+        </w:rPr>
+      </w:pPr>
+      <w:r>
+        <w:rPr>
+          <w:b/>
+          <w:bCs/>
+        </w:rPr>
+        <w:t>reverse</w:t>
+      </w:r>
+      <w:r>
+        <w:rPr>
+          <w:b/>
+          <w:bCs/>
+        </w:rPr>
+        <w:tab/>
+      </w:r>
+      <w:r>
+        <w:rPr>
+          <w:b/>
+          <w:bCs/>
+        </w:rPr>
+        <w:tab/>
+      </w:r>
+      <w:r>
+        <w:rPr>
+          <w:b/>
+          <w:bCs/>
+        </w:rPr>
+        <w:t>리버스</w:t>
+      </w:r>
+      <w:r>
+        <w:rPr>
+          <w:b/>
+          <w:bCs/>
+        </w:rPr>
+        <w:tab/>
+      </w:r>
+      <w:r>
+        <w:rPr>
+          <w:b/>
+          <w:bCs/>
+        </w:rPr>
+        <w:tab/>
+      </w:r>
+      <w:r>
+        <w:rPr>
+          <w:b/>
+          <w:bCs/>
+        </w:rPr>
+        <w:t>역방향</w:t>
+      </w:r>
+    </w:p>
+    <w:p>
+      <w:pPr>
+        <w:spacing w:after="0"/>
+        <w:rPr>
+          <w:b/>
+          <w:bCs/>
+        </w:rPr>
+      </w:pPr>
+      <w:r>
+        <w:rPr>
+          <w:b/>
+          <w:bCs/>
+        </w:rPr>
+        <w:t>transform</w:t>
+      </w:r>
+      <w:r>
+        <w:rPr>
+          <w:b/>
+          <w:bCs/>
+        </w:rPr>
+        <w:tab/>
+      </w:r>
+      <w:r>
+        <w:rPr>
+          <w:b/>
+          <w:bCs/>
+        </w:rPr>
+        <w:t>트랜스폼</w:t>
+      </w:r>
+      <w:r>
+        <w:rPr>
+          <w:b/>
+          <w:bCs/>
+        </w:rPr>
+        <w:tab/>
+      </w:r>
+      <w:r>
+        <w:rPr>
+          <w:b/>
+          <w:bCs/>
+        </w:rPr>
+        <w:t>변환하다</w:t>
+      </w:r>
+    </w:p>
+    <w:p>
+      <w:pPr>
+        <w:spacing w:after="0"/>
+        <w:rPr>
+          <w:b/>
+          <w:bCs/>
+        </w:rPr>
+      </w:pPr>
+      <w:r>
+        <w:rPr>
+          <w:b/>
+          <w:bCs/>
+        </w:rPr>
+        <w:t>yaw</w:t>
+      </w:r>
+      <w:r>
+        <w:rPr>
+          <w:b/>
+          <w:bCs/>
+        </w:rPr>
+        <w:tab/>
+      </w:r>
+      <w:r>
+        <w:rPr>
+          <w:b/>
+          <w:bCs/>
+        </w:rPr>
+        <w:tab/>
+      </w:r>
+      <w:r>
+        <w:rPr>
+          <w:b/>
+          <w:bCs/>
+        </w:rPr>
+        <w:t>요</w:t>
+      </w:r>
+      <w:r>
+        <w:rPr>
+          <w:b/>
+          <w:bCs/>
+        </w:rPr>
+        <w:tab/>
+      </w:r>
+      <w:r>
+        <w:rPr>
+          <w:b/>
+          <w:bCs/>
+        </w:rPr>
+        <w:tab/>
+      </w:r>
+      <w:r>
+        <w:rPr>
+          <w:b/>
+          <w:bCs/>
+        </w:rPr>
+        <w:t>좌우</w:t>
+      </w:r>
+      <w:r>
+        <w:rPr>
+          <w:rFonts w:hint="eastAsia"/>
+          <w:b/>
+          <w:bCs/>
+        </w:rPr>
+        <w:t xml:space="preserve"> </w:t>
+      </w:r>
+      <w:r>
+        <w:rPr>
+          <w:b/>
+          <w:bCs/>
+        </w:rPr>
+        <w:t>회전</w:t>
+      </w:r>
+    </w:p>
+    <w:p>
+      <w:pPr>
+        <w:spacing w:after="0"/>
+        <w:rPr>
+          <w:b/>
+          <w:bCs/>
+        </w:rPr>
+      </w:pPr>
+      <w:r>
+        <w:rPr>
+          <w:b/>
+          <w:bCs/>
+        </w:rPr>
+        <w:t>pitch</w:t>
+      </w:r>
+      <w:r>
+        <w:rPr>
+          <w:b/>
+          <w:bCs/>
+        </w:rPr>
+        <w:tab/>
+      </w:r>
+      <w:r>
+        <w:rPr>
+          <w:b/>
+          <w:bCs/>
+        </w:rPr>
+        <w:tab/>
+      </w:r>
+      <w:r>
+        <w:rPr>
+          <w:b/>
+          <w:bCs/>
+        </w:rPr>
+        <w:t>피치</w:t>
+      </w:r>
+      <w:r>
+        <w:rPr>
+          <w:b/>
+          <w:bCs/>
+        </w:rPr>
+        <w:tab/>
+      </w:r>
+      <w:r>
+        <w:rPr>
+          <w:b/>
+          <w:bCs/>
+        </w:rPr>
+        <w:tab/>
+      </w:r>
+      <w:r>
+        <w:rPr>
+          <w:b/>
+          <w:bCs/>
+        </w:rPr>
+        <w:t>상하</w:t>
+      </w:r>
+      <w:r>
+        <w:rPr>
+          <w:rFonts w:hint="eastAsia"/>
+          <w:b/>
+          <w:bCs/>
+        </w:rPr>
+        <w:t xml:space="preserve"> </w:t>
+      </w:r>
+      <w:r>
+        <w:rPr>
+          <w:b/>
+          <w:bCs/>
+        </w:rPr>
+        <w:t>기울기</w:t>
+      </w:r>
+    </w:p>
+    <w:p>
+      <w:pPr>
+        <w:spacing w:after="0"/>
+        <w:rPr>
+          <w:b/>
+          <w:bCs/>
+        </w:rPr>
+      </w:pPr>
+      <w:r>
+        <w:rPr>
+          <w:b/>
+          <w:bCs/>
+        </w:rPr>
+        <w:t>zoom</w:t>
+      </w:r>
+      <w:r>
+        <w:rPr>
+          <w:b/>
+          <w:bCs/>
+        </w:rPr>
+        <w:tab/>
+      </w:r>
+      <w:r>
+        <w:rPr>
+          <w:b/>
+          <w:bCs/>
+        </w:rPr>
+        <w:tab/>
+      </w:r>
+      <w:r>
+        <w:rPr>
+          <w:b/>
+          <w:bCs/>
+        </w:rPr>
+        <w:t>줌</w:t>
+      </w:r>
+      <w:r>
+        <w:rPr>
+          <w:b/>
+          <w:bCs/>
+        </w:rPr>
+        <w:tab/>
+      </w:r>
+      <w:r>
+        <w:rPr>
+          <w:b/>
+          <w:bCs/>
+        </w:rPr>
+        <w:tab/>
+      </w:r>
+      <w:r>
+        <w:rPr>
+          <w:b/>
+          <w:bCs/>
+        </w:rPr>
+        <w:t>확대</w:t>
+      </w:r>
+    </w:p>
+    <w:p>
+      <w:pPr>
+        <w:spacing w:after="0"/>
+        <w:rPr>
+          <w:b/>
+          <w:bCs/>
+        </w:rPr>
+      </w:pPr>
+      <w:r>
+        <w:rPr>
+          <w:b/>
+          <w:bCs/>
+        </w:rPr>
+        <w:t>support</w:t>
+      </w:r>
+      <w:r>
+        <w:rPr>
+          <w:b/>
+          <w:bCs/>
+        </w:rPr>
+        <w:tab/>
+      </w:r>
+      <w:r>
+        <w:rPr>
+          <w:b/>
+          <w:bCs/>
+        </w:rPr>
+        <w:t>서포트</w:t>
+      </w:r>
+      <w:r>
+        <w:rPr>
+          <w:b/>
+          <w:bCs/>
+        </w:rPr>
+        <w:tab/>
+      </w:r>
+      <w:r>
+        <w:rPr>
+          <w:b/>
+          <w:bCs/>
+        </w:rPr>
+        <w:tab/>
+      </w:r>
+      <w:r>
+        <w:rPr>
+          <w:b/>
+          <w:bCs/>
+        </w:rPr>
+        <w:t>지원하다</w:t>
+      </w:r>
+    </w:p>
+    <w:p>
+      <w:pPr>
+        <w:spacing w:after="0"/>
+        <w:rPr>
+          <w:b/>
+          <w:bCs/>
+        </w:rPr>
+      </w:pPr>
+      <w:r>
+        <w:rPr>
+          <w:b/>
+          <w:bCs/>
+        </w:rPr>
+        <w:t>mark</w:t>
+      </w:r>
+      <w:r>
+        <w:rPr>
+          <w:b/>
+          <w:bCs/>
+        </w:rPr>
+        <w:tab/>
+      </w:r>
+      <w:r>
+        <w:rPr>
+          <w:b/>
+          <w:bCs/>
+        </w:rPr>
+        <w:tab/>
+      </w:r>
+      <w:r>
+        <w:rPr>
+          <w:b/>
+          <w:bCs/>
+        </w:rPr>
+        <w:t>마크</w:t>
+      </w:r>
+      <w:r>
+        <w:rPr>
+          <w:b/>
+          <w:bCs/>
+        </w:rPr>
+        <w:tab/>
+      </w:r>
+      <w:r>
+        <w:rPr>
+          <w:b/>
+          <w:bCs/>
+        </w:rPr>
+        <w:tab/>
+      </w:r>
+      <w:r>
+        <w:rPr>
+          <w:b/>
+          <w:bCs/>
+        </w:rPr>
+        <w:t>표시</w:t>
+      </w:r>
+    </w:p>
+    <w:p>
+      <w:pPr>
+        <w:spacing w:after="0"/>
+        <w:rPr>
+          <w:b/>
+          <w:bCs/>
+        </w:rPr>
+      </w:pPr>
+      <w:r>
+        <w:rPr>
+          <w:b/>
+          <w:bCs/>
+        </w:rPr>
+        <w:t>position</w:t>
+      </w:r>
+      <w:r>
+        <w:rPr>
+          <w:b/>
+          <w:bCs/>
+        </w:rPr>
+        <w:tab/>
+      </w:r>
+      <w:r>
+        <w:rPr>
+          <w:b/>
+          <w:bCs/>
+        </w:rPr>
+        <w:t>포지션</w:t>
+      </w:r>
+      <w:r>
+        <w:rPr>
+          <w:b/>
+          <w:bCs/>
+        </w:rPr>
+        <w:tab/>
+      </w:r>
+      <w:r>
+        <w:rPr>
+          <w:b/>
+          <w:bCs/>
+        </w:rPr>
+        <w:tab/>
+      </w:r>
+      <w:r>
+        <w:rPr>
+          <w:b/>
+          <w:bCs/>
+        </w:rPr>
+        <w:t>위치</w:t>
+      </w:r>
+    </w:p>
+    <w:p>
+      <w:pPr>
+        <w:spacing w:after="0"/>
+        <w:rPr>
+          <w:b/>
+          <w:bCs/>
+        </w:rPr>
+      </w:pPr>
+      <w:r>
+        <w:rPr>
+          <w:b/>
+          <w:bCs/>
+        </w:rPr>
+        <w:t>provider</w:t>
+      </w:r>
+      <w:r>
+        <w:rPr>
+          <w:b/>
+          <w:bCs/>
+        </w:rPr>
+        <w:tab/>
+      </w:r>
+      <w:r>
+        <w:rPr>
+          <w:b/>
+          <w:bCs/>
+        </w:rPr>
+        <w:t>프로바이더</w:t>
+      </w:r>
+      <w:r>
+        <w:rPr>
+          <w:b/>
+          <w:bCs/>
+        </w:rPr>
+        <w:tab/>
+      </w:r>
+      <w:r>
+        <w:rPr>
+          <w:b/>
+          <w:bCs/>
+        </w:rPr>
+        <w:t>제공자</w:t>
+      </w:r>
+    </w:p>
+    <w:p>
+      <w:pPr>
+        <w:spacing w:after="0"/>
+        <w:rPr>
+          <w:b/>
+          <w:bCs/>
+        </w:rPr>
+      </w:pPr>
+      <w:r>
+        <w:rPr>
+          <w:b/>
+          <w:bCs/>
+        </w:rPr>
+        <w:t>output</w:t>
+      </w:r>
+      <w:r>
+        <w:rPr>
+          <w:b/>
+          <w:bCs/>
+        </w:rPr>
+        <w:tab/>
+      </w:r>
+      <w:r>
+        <w:rPr>
+          <w:b/>
+          <w:bCs/>
+        </w:rPr>
+        <w:tab/>
+      </w:r>
+      <w:r>
+        <w:rPr>
+          <w:b/>
+          <w:bCs/>
+        </w:rPr>
+        <w:t>아웃풋</w:t>
+      </w:r>
+      <w:r>
+        <w:rPr>
+          <w:b/>
+          <w:bCs/>
+        </w:rPr>
+        <w:tab/>
+      </w:r>
+      <w:r>
+        <w:rPr>
+          <w:b/>
+          <w:bCs/>
+        </w:rPr>
+        <w:tab/>
+      </w:r>
+      <w:r>
+        <w:rPr>
+          <w:b/>
+          <w:bCs/>
+        </w:rPr>
+        <w:t>출력</w:t>
+      </w:r>
+    </w:p>
+    <w:p>
+      <w:pPr>
+        <w:spacing w:after="0"/>
+        <w:rPr>
+          <w:b/>
+          <w:bCs/>
+        </w:rPr>
+      </w:pPr>
+      <w:r>
+        <w:rPr>
+          <w:b/>
+          <w:bCs/>
+        </w:rPr>
+        <w:t>enable</w:t>
+      </w:r>
+      <w:r>
+        <w:rPr>
+          <w:b/>
+          <w:bCs/>
+        </w:rPr>
+        <w:tab/>
+      </w:r>
+      <w:r>
+        <w:rPr>
+          <w:b/>
+          <w:bCs/>
+        </w:rPr>
+        <w:tab/>
+      </w:r>
+      <w:r>
+        <w:rPr>
+          <w:b/>
+          <w:bCs/>
+        </w:rPr>
+        <w:t>이네이블</w:t>
+      </w:r>
+      <w:r>
+        <w:rPr>
+          <w:b/>
+          <w:bCs/>
+        </w:rPr>
+        <w:tab/>
+      </w:r>
+      <w:r>
+        <w:rPr>
+          <w:b/>
+          <w:bCs/>
+        </w:rPr>
+        <w:t>활성화하다</w:t>
+      </w:r>
+    </w:p>
+    <w:p>
+      <w:pPr>
+        <w:spacing w:after="0"/>
+        <w:rPr>
+          <w:b/>
+          <w:bCs/>
+        </w:rPr>
+      </w:pPr>
+      <w:r>
+        <w:rPr>
+          <w:b/>
+          <w:bCs/>
+        </w:rPr>
+        <w:t>geocoding</w:t>
+      </w:r>
+      <w:r>
+        <w:rPr>
+          <w:b/>
+          <w:bCs/>
+        </w:rPr>
+        <w:tab/>
+      </w:r>
+      <w:r>
+        <w:rPr>
+          <w:b/>
+          <w:bCs/>
+        </w:rPr>
+        <w:t>지오코딩</w:t>
+      </w:r>
+      <w:r>
+        <w:rPr>
+          <w:b/>
+          <w:bCs/>
+        </w:rPr>
+        <w:tab/>
+      </w:r>
+      <w:r>
+        <w:rPr>
+          <w:b/>
+          <w:bCs/>
+        </w:rPr>
+        <w:t>주소 변환</w:t>
+      </w:r>
+    </w:p>
+    <w:p>
+      <w:pPr>
+        <w:spacing w:after="0"/>
+        <w:rPr>
+          <w:b/>
+          <w:bCs/>
+        </w:rPr>
+      </w:pPr>
+      <w:r>
+        <w:rPr>
+          <w:b/>
+          <w:bCs/>
+        </w:rPr>
+        <w:t>polyline</w:t>
+      </w:r>
+      <w:r>
+        <w:rPr>
+          <w:b/>
+          <w:bCs/>
+        </w:rPr>
+        <w:tab/>
+      </w:r>
+      <w:r>
+        <w:rPr>
+          <w:b/>
+          <w:bCs/>
+        </w:rPr>
+        <w:t>폴리라인</w:t>
+      </w:r>
+      <w:r>
+        <w:rPr>
+          <w:b/>
+          <w:bCs/>
+        </w:rPr>
+        <w:tab/>
+      </w:r>
+      <w:r>
+        <w:rPr>
+          <w:b/>
+          <w:bCs/>
+        </w:rPr>
+        <w:t>다중선</w:t>
+      </w:r>
+    </w:p>
+    <w:p>
+      <w:pPr>
+        <w:spacing w:after="0"/>
+        <w:rPr>
+          <w:b/>
+          <w:bCs/>
+        </w:rPr>
+      </w:pPr>
+      <w:r>
+        <w:rPr>
+          <w:b/>
+          <w:bCs/>
+        </w:rPr>
+        <w:t>polygon</w:t>
+      </w:r>
+      <w:r>
+        <w:rPr>
+          <w:b/>
+          <w:bCs/>
+        </w:rPr>
+        <w:tab/>
+      </w:r>
+      <w:r>
+        <w:rPr>
+          <w:b/>
+          <w:bCs/>
+        </w:rPr>
+        <w:t>폴리곤</w:t>
+      </w:r>
+      <w:r>
+        <w:rPr>
+          <w:b/>
+          <w:bCs/>
+        </w:rPr>
+        <w:tab/>
+      </w:r>
+      <w:r>
+        <w:rPr>
+          <w:b/>
+          <w:bCs/>
+        </w:rPr>
+        <w:tab/>
+      </w:r>
+      <w:r>
+        <w:rPr>
+          <w:b/>
+          <w:bCs/>
+        </w:rPr>
+        <w:t>다각형</w:t>
+      </w:r>
+      <w:r>
+        <w:rPr>
+          <w:rFonts w:hint="eastAsia"/>
+          <w:b/>
+          <w:bCs/>
+        </w:rPr>
+        <w:t xml:space="preserve"> </w:t>
+      </w:r>
+    </w:p>
+    <w:p>
+      <w:pPr>
+        <w:spacing w:after="0"/>
+        <w:rPr>
+          <w:b/>
+          <w:bCs/>
+        </w:rPr>
+      </w:pPr>
+      <w:r>
+        <w:rPr>
+          <w:rFonts w:hint="eastAsia"/>
+          <w:b/>
+          <w:bCs/>
+        </w:rPr>
+        <w:t>-------------------------------------------------------</w:t>
+      </w:r>
+    </w:p>
+    <w:p>
+      <w:pPr>
+        <w:spacing w:after="0"/>
+        <w:rPr>
+          <w:b/>
+          <w:bCs/>
+          <w:color w:val="0070C0"/>
+          <w:sz w:val="24"/>
+          <w:szCs w:val="28"/>
+        </w:rPr>
+      </w:pPr>
+      <w:r>
+        <w:rPr>
+          <w:rFonts w:hint="eastAsia"/>
+          <w:b/>
+          <w:bCs/>
+          <w:color w:val="0070C0"/>
+          <w:sz w:val="24"/>
+          <w:szCs w:val="28"/>
+        </w:rPr>
+        <w:t>16.Multimedia</w:t>
+      </w:r>
+    </w:p>
+    <w:p>
+      <w:pPr>
+        <w:spacing w:after="0"/>
+        <w:rPr>
+          <w:b/>
+          <w:bCs/>
+        </w:rPr>
+      </w:pPr>
+      <w:r>
+        <w:rPr>
+          <w:b/>
+          <w:bCs/>
+        </w:rPr>
+        <w:t>raw</w:t>
+      </w:r>
+      <w:r>
+        <w:rPr>
+          <w:b/>
+          <w:bCs/>
+        </w:rPr>
+        <w:tab/>
+      </w:r>
+      <w:r>
+        <w:rPr>
+          <w:b/>
+          <w:bCs/>
+        </w:rPr>
+        <w:tab/>
+      </w:r>
+      <w:r>
+        <w:rPr>
+          <w:b/>
+          <w:bCs/>
+        </w:rPr>
+        <w:t>로</w:t>
+      </w:r>
+      <w:r>
+        <w:rPr>
+          <w:b/>
+          <w:bCs/>
+        </w:rPr>
+        <w:tab/>
+      </w:r>
+      <w:r>
+        <w:rPr>
+          <w:b/>
+          <w:bCs/>
+        </w:rPr>
+        <w:tab/>
+      </w:r>
+      <w:r>
+        <w:rPr>
+          <w:b/>
+          <w:bCs/>
+        </w:rPr>
+        <w:t>원본의</w:t>
+      </w:r>
+    </w:p>
+    <w:p>
+      <w:pPr>
+        <w:spacing w:after="0"/>
+        <w:rPr>
+          <w:b/>
+          <w:bCs/>
+        </w:rPr>
+      </w:pPr>
+      <w:r>
+        <w:rPr>
+          <w:b/>
+          <w:bCs/>
+        </w:rPr>
+        <w:t>request</w:t>
+      </w:r>
+      <w:r>
+        <w:rPr>
+          <w:b/>
+          <w:bCs/>
+        </w:rPr>
+        <w:tab/>
+      </w:r>
+      <w:r>
+        <w:rPr>
+          <w:b/>
+          <w:bCs/>
+        </w:rPr>
+        <w:tab/>
+      </w:r>
+      <w:r>
+        <w:rPr>
+          <w:b/>
+          <w:bCs/>
+        </w:rPr>
+        <w:t>리퀘스트</w:t>
+      </w:r>
+      <w:r>
+        <w:rPr>
+          <w:b/>
+          <w:bCs/>
+        </w:rPr>
+        <w:tab/>
+      </w:r>
+      <w:r>
+        <w:rPr>
+          <w:b/>
+          <w:bCs/>
+        </w:rPr>
+        <w:t>요청</w:t>
+      </w:r>
+    </w:p>
+    <w:p>
+      <w:pPr>
+        <w:spacing w:after="0"/>
+        <w:rPr>
+          <w:b/>
+          <w:bCs/>
+        </w:rPr>
+      </w:pPr>
+      <w:r>
+        <w:rPr>
+          <w:b/>
+          <w:bCs/>
+        </w:rPr>
+        <w:t>permission</w:t>
+      </w:r>
+      <w:r>
+        <w:rPr>
+          <w:b/>
+          <w:bCs/>
+        </w:rPr>
+        <w:tab/>
+      </w:r>
+      <w:r>
+        <w:rPr>
+          <w:b/>
+          <w:bCs/>
+        </w:rPr>
+        <w:t>퍼미션</w:t>
+      </w:r>
+      <w:r>
+        <w:rPr>
+          <w:b/>
+          <w:bCs/>
+        </w:rPr>
+        <w:tab/>
+      </w:r>
+      <w:r>
+        <w:rPr>
+          <w:b/>
+          <w:bCs/>
+        </w:rPr>
+        <w:tab/>
+      </w:r>
+      <w:r>
+        <w:rPr>
+          <w:b/>
+          <w:bCs/>
+        </w:rPr>
+        <w:t>권한</w:t>
+      </w:r>
+    </w:p>
+    <w:p>
+      <w:pPr>
+        <w:spacing w:after="0"/>
+        <w:rPr>
+          <w:b/>
+          <w:bCs/>
+        </w:rPr>
+      </w:pPr>
+      <w:r>
+        <w:rPr>
+          <w:b/>
+          <w:bCs/>
+        </w:rPr>
+        <w:t>storage</w:t>
+      </w:r>
+      <w:r>
+        <w:rPr>
+          <w:b/>
+          <w:bCs/>
+        </w:rPr>
+        <w:tab/>
+      </w:r>
+      <w:r>
+        <w:rPr>
+          <w:b/>
+          <w:bCs/>
+        </w:rPr>
+        <w:tab/>
+      </w:r>
+      <w:r>
+        <w:rPr>
+          <w:b/>
+          <w:bCs/>
+        </w:rPr>
+        <w:t>스토리지</w:t>
+      </w:r>
+      <w:r>
+        <w:rPr>
+          <w:b/>
+          <w:bCs/>
+        </w:rPr>
+        <w:tab/>
+      </w:r>
+      <w:r>
+        <w:rPr>
+          <w:b/>
+          <w:bCs/>
+        </w:rPr>
+        <w:t>저장소</w:t>
+      </w:r>
+    </w:p>
+    <w:p>
+      <w:pPr>
+        <w:spacing w:after="0"/>
+        <w:rPr>
+          <w:b/>
+          <w:bCs/>
+        </w:rPr>
+      </w:pPr>
+      <w:r>
+        <w:rPr>
+          <w:b/>
+          <w:bCs/>
+        </w:rPr>
+        <w:t>prepare</w:t>
+      </w:r>
+      <w:r>
+        <w:rPr>
+          <w:b/>
+          <w:bCs/>
+        </w:rPr>
+        <w:tab/>
+      </w:r>
+      <w:r>
+        <w:rPr>
+          <w:b/>
+          <w:bCs/>
+        </w:rPr>
+        <w:t>프리페어</w:t>
+      </w:r>
+      <w:r>
+        <w:rPr>
+          <w:b/>
+          <w:bCs/>
+        </w:rPr>
+        <w:tab/>
+      </w:r>
+      <w:r>
+        <w:rPr>
+          <w:b/>
+          <w:bCs/>
+        </w:rPr>
+        <w:t>준비하다</w:t>
+      </w:r>
+    </w:p>
+    <w:p>
+      <w:pPr>
+        <w:spacing w:after="0"/>
+        <w:rPr>
+          <w:b/>
+          <w:bCs/>
+        </w:rPr>
+      </w:pPr>
+      <w:r>
+        <w:rPr>
+          <w:b/>
+          <w:bCs/>
+        </w:rPr>
+        <w:t>release</w:t>
+      </w:r>
+      <w:r>
+        <w:rPr>
+          <w:b/>
+          <w:bCs/>
+        </w:rPr>
+        <w:tab/>
+      </w:r>
+      <w:r>
+        <w:rPr>
+          <w:b/>
+          <w:bCs/>
+        </w:rPr>
+        <w:tab/>
+      </w:r>
+      <w:r>
+        <w:rPr>
+          <w:b/>
+          <w:bCs/>
+        </w:rPr>
+        <w:t>릴리스</w:t>
+      </w:r>
+      <w:r>
+        <w:rPr>
+          <w:b/>
+          <w:bCs/>
+        </w:rPr>
+        <w:tab/>
+      </w:r>
+      <w:r>
+        <w:rPr>
+          <w:b/>
+          <w:bCs/>
+        </w:rPr>
+        <w:tab/>
+      </w:r>
+      <w:r>
+        <w:rPr>
+          <w:b/>
+          <w:bCs/>
+        </w:rPr>
+        <w:t>해제하다</w:t>
+      </w:r>
+    </w:p>
+    <w:p>
+      <w:pPr>
+        <w:spacing w:after="0"/>
+        <w:rPr>
+          <w:b/>
+          <w:bCs/>
+        </w:rPr>
+      </w:pPr>
+      <w:r>
+        <w:rPr>
+          <w:b/>
+          <w:bCs/>
+        </w:rPr>
+        <w:t>mic</w:t>
+      </w:r>
+      <w:r>
+        <w:rPr>
+          <w:b/>
+          <w:bCs/>
+        </w:rPr>
+        <w:tab/>
+      </w:r>
+      <w:r>
+        <w:rPr>
+          <w:b/>
+          <w:bCs/>
+        </w:rPr>
+        <w:tab/>
+      </w:r>
+      <w:r>
+        <w:rPr>
+          <w:b/>
+          <w:bCs/>
+        </w:rPr>
+        <w:t>마이크</w:t>
+      </w:r>
+      <w:r>
+        <w:rPr>
+          <w:b/>
+          <w:bCs/>
+        </w:rPr>
+        <w:tab/>
+      </w:r>
+      <w:r>
+        <w:rPr>
+          <w:b/>
+          <w:bCs/>
+        </w:rPr>
+        <w:tab/>
+      </w:r>
+      <w:r>
+        <w:rPr>
+          <w:b/>
+          <w:bCs/>
+        </w:rPr>
+        <w:t>마이크</w:t>
+      </w:r>
+    </w:p>
+    <w:p>
+      <w:pPr>
+        <w:spacing w:after="0"/>
+        <w:rPr>
+          <w:b/>
+          <w:bCs/>
+        </w:rPr>
+      </w:pPr>
+      <w:r>
+        <w:rPr>
+          <w:b/>
+          <w:bCs/>
+        </w:rPr>
+        <w:t>encode</w:t>
+      </w:r>
+      <w:r>
+        <w:rPr>
+          <w:b/>
+          <w:bCs/>
+        </w:rPr>
+        <w:tab/>
+      </w:r>
+      <w:r>
+        <w:rPr>
+          <w:b/>
+          <w:bCs/>
+        </w:rPr>
+        <w:tab/>
+      </w:r>
+      <w:r>
+        <w:rPr>
+          <w:b/>
+          <w:bCs/>
+        </w:rPr>
+        <w:t>인코드</w:t>
+      </w:r>
+      <w:r>
+        <w:rPr>
+          <w:b/>
+          <w:bCs/>
+        </w:rPr>
+        <w:tab/>
+      </w:r>
+      <w:r>
+        <w:rPr>
+          <w:b/>
+          <w:bCs/>
+        </w:rPr>
+        <w:tab/>
+      </w:r>
+      <w:r>
+        <w:rPr>
+          <w:b/>
+          <w:bCs/>
+        </w:rPr>
+        <w:t>부호화하다</w:t>
+      </w:r>
+    </w:p>
+    <w:p>
+      <w:pPr>
+        <w:spacing w:after="0"/>
+        <w:rPr>
+          <w:b/>
+          <w:bCs/>
+        </w:rPr>
+      </w:pPr>
+      <w:r>
+        <w:rPr>
+          <w:b/>
+          <w:bCs/>
+        </w:rPr>
+        <w:t>reset</w:t>
+      </w:r>
+      <w:r>
+        <w:rPr>
+          <w:b/>
+          <w:bCs/>
+        </w:rPr>
+        <w:tab/>
+      </w:r>
+      <w:r>
+        <w:rPr>
+          <w:b/>
+          <w:bCs/>
+        </w:rPr>
+        <w:tab/>
+      </w:r>
+      <w:r>
+        <w:rPr>
+          <w:b/>
+          <w:bCs/>
+        </w:rPr>
+        <w:t>리셋</w:t>
+      </w:r>
+      <w:r>
+        <w:rPr>
+          <w:b/>
+          <w:bCs/>
+        </w:rPr>
+        <w:tab/>
+      </w:r>
+      <w:r>
+        <w:rPr>
+          <w:b/>
+          <w:bCs/>
+        </w:rPr>
+        <w:tab/>
+      </w:r>
+      <w:r>
+        <w:rPr>
+          <w:b/>
+          <w:bCs/>
+        </w:rPr>
+        <w:t>초기화하다</w:t>
+      </w:r>
+    </w:p>
+    <w:p>
+      <w:pPr>
+        <w:spacing w:after="0"/>
+        <w:rPr>
+          <w:b/>
+          <w:bCs/>
+        </w:rPr>
+      </w:pPr>
+      <w:r>
+        <w:rPr>
+          <w:b/>
+          <w:bCs/>
+        </w:rPr>
+        <w:lastRenderedPageBreak/>
+        <w:t>capture</w:t>
+      </w:r>
+      <w:r>
+        <w:rPr>
+          <w:b/>
+          <w:bCs/>
+        </w:rPr>
+        <w:tab/>
+      </w:r>
+      <w:r>
+        <w:rPr>
+          <w:b/>
+          <w:bCs/>
+        </w:rPr>
+        <w:tab/>
+      </w:r>
+      <w:r>
+        <w:rPr>
+          <w:b/>
+          <w:bCs/>
+        </w:rPr>
+        <w:t>캡처</w:t>
+      </w:r>
+      <w:r>
+        <w:rPr>
+          <w:b/>
+          <w:bCs/>
+        </w:rPr>
+        <w:tab/>
+      </w:r>
+      <w:r>
+        <w:rPr>
+          <w:b/>
+          <w:bCs/>
+        </w:rPr>
+        <w:tab/>
+      </w:r>
+      <w:r>
+        <w:rPr>
+          <w:b/>
+          <w:bCs/>
+        </w:rPr>
+        <w:t>촬영하다</w:t>
+      </w:r>
+    </w:p>
+    <w:p>
+      <w:pPr>
+        <w:spacing w:after="0"/>
+        <w:rPr>
+          <w:b/>
+          <w:bCs/>
+        </w:rPr>
+      </w:pPr>
+      <w:r>
+        <w:rPr>
+          <w:b/>
+          <w:bCs/>
+        </w:rPr>
+        <w:t>preview</w:t>
+      </w:r>
+      <w:r>
+        <w:rPr>
+          <w:b/>
+          <w:bCs/>
+        </w:rPr>
+        <w:tab/>
+      </w:r>
+      <w:r>
+        <w:rPr>
+          <w:b/>
+          <w:bCs/>
+        </w:rPr>
+        <w:t>프리뷰</w:t>
+      </w:r>
+      <w:r>
+        <w:rPr>
+          <w:b/>
+          <w:bCs/>
+        </w:rPr>
+        <w:tab/>
+      </w:r>
+      <w:r>
+        <w:rPr>
+          <w:b/>
+          <w:bCs/>
+        </w:rPr>
+        <w:tab/>
+      </w:r>
+      <w:r>
+        <w:rPr>
+          <w:b/>
+          <w:bCs/>
+        </w:rPr>
+        <w:t>미리보기</w:t>
+      </w:r>
+    </w:p>
+    <w:p>
+      <w:pPr>
+        <w:spacing w:after="0"/>
+        <w:rPr>
+          <w:b/>
+          <w:bCs/>
+        </w:rPr>
+      </w:pPr>
+      <w:r>
+        <w:rPr>
+          <w:b/>
+          <w:bCs/>
+        </w:rPr>
+        <w:t>surface</w:t>
+      </w:r>
+      <w:r>
+        <w:rPr>
+          <w:b/>
+          <w:bCs/>
+        </w:rPr>
+        <w:tab/>
+      </w:r>
+      <w:r>
+        <w:rPr>
+          <w:b/>
+          <w:bCs/>
+        </w:rPr>
+        <w:tab/>
+      </w:r>
+      <w:r>
+        <w:rPr>
+          <w:b/>
+          <w:bCs/>
+        </w:rPr>
+        <w:t>서피스</w:t>
+      </w:r>
+      <w:r>
+        <w:rPr>
+          <w:b/>
+          <w:bCs/>
+        </w:rPr>
+        <w:tab/>
+      </w:r>
+      <w:r>
+        <w:rPr>
+          <w:b/>
+          <w:bCs/>
+        </w:rPr>
+        <w:tab/>
+      </w:r>
+      <w:r>
+        <w:rPr>
+          <w:b/>
+          <w:bCs/>
+        </w:rPr>
+        <w:t>표면</w:t>
+      </w:r>
+    </w:p>
+    <w:p>
+      <w:pPr>
+        <w:spacing w:after="0"/>
+        <w:rPr>
+          <w:b/>
+          <w:bCs/>
+        </w:rPr>
+      </w:pPr>
+      <w:r>
+        <w:rPr>
+          <w:b/>
+          <w:bCs/>
+        </w:rPr>
+        <w:t>resolve</w:t>
+      </w:r>
+      <w:r>
+        <w:rPr>
+          <w:b/>
+          <w:bCs/>
+        </w:rPr>
+        <w:tab/>
+      </w:r>
+      <w:r>
+        <w:rPr>
+          <w:b/>
+          <w:bCs/>
+        </w:rPr>
+        <w:tab/>
+      </w:r>
+      <w:r>
+        <w:rPr>
+          <w:b/>
+          <w:bCs/>
+        </w:rPr>
+        <w:t>리졸브</w:t>
+      </w:r>
+      <w:r>
+        <w:rPr>
+          <w:b/>
+          <w:bCs/>
+        </w:rPr>
+        <w:tab/>
+      </w:r>
+      <w:r>
+        <w:rPr>
+          <w:b/>
+          <w:bCs/>
+        </w:rPr>
+        <w:tab/>
+      </w:r>
+      <w:r>
+        <w:rPr>
+          <w:b/>
+          <w:bCs/>
+        </w:rPr>
+        <w:t>해결하다</w:t>
+      </w:r>
+    </w:p>
+    <w:p>
+      <w:pPr>
+        <w:spacing w:after="0"/>
+        <w:rPr>
+          <w:b/>
+          <w:bCs/>
+        </w:rPr>
+      </w:pPr>
+      <w:r>
+        <w:rPr>
+          <w:b/>
+          <w:bCs/>
+        </w:rPr>
+        <w:t>illegal</w:t>
+      </w:r>
+      <w:r>
+        <w:rPr>
+          <w:b/>
+          <w:bCs/>
+        </w:rPr>
+        <w:tab/>
+      </w:r>
+      <w:r>
+        <w:rPr>
+          <w:b/>
+          <w:bCs/>
+        </w:rPr>
+        <w:tab/>
+      </w:r>
+      <w:r>
+        <w:rPr>
+          <w:b/>
+          <w:bCs/>
+        </w:rPr>
+        <w:t>일리걸</w:t>
+      </w:r>
+      <w:r>
+        <w:rPr>
+          <w:b/>
+          <w:bCs/>
+        </w:rPr>
+        <w:tab/>
+      </w:r>
+      <w:r>
+        <w:rPr>
+          <w:b/>
+          <w:bCs/>
+        </w:rPr>
+        <w:tab/>
+      </w:r>
+      <w:r>
+        <w:rPr>
+          <w:b/>
+          <w:bCs/>
+        </w:rPr>
+        <w:t>잘못된</w:t>
+      </w:r>
+    </w:p>
+    <w:p>
+      <w:pPr>
+        <w:spacing w:after="0"/>
+        <w:rPr>
+          <w:b/>
+          <w:bCs/>
+        </w:rPr>
+      </w:pPr>
+      <w:r>
+        <w:rPr>
+          <w:b/>
+          <w:bCs/>
+        </w:rPr>
+        <w:t>destroy</w:t>
+      </w:r>
+      <w:r>
+        <w:rPr>
+          <w:b/>
+          <w:bCs/>
+        </w:rPr>
+        <w:tab/>
+      </w:r>
+      <w:r>
+        <w:rPr>
+          <w:b/>
+          <w:bCs/>
+        </w:rPr>
+        <w:tab/>
+      </w:r>
+      <w:r>
+        <w:rPr>
+          <w:b/>
+          <w:bCs/>
+        </w:rPr>
+        <w:t>디스트로이</w:t>
+      </w:r>
+      <w:r>
+        <w:rPr>
+          <w:b/>
+          <w:bCs/>
+        </w:rPr>
+        <w:tab/>
+      </w:r>
+      <w:r>
+        <w:rPr>
+          <w:b/>
+          <w:bCs/>
+        </w:rPr>
+        <w:t>파괴하다</w:t>
+      </w:r>
+    </w:p>
+    <w:p>
+      <w:pPr>
+        <w:spacing w:after="0"/>
+        <w:rPr>
+          <w:b/>
+          <w:bCs/>
+        </w:rPr>
+      </w:pPr>
+      <w:r>
+        <w:rPr>
+          <w:rFonts w:hint="eastAsia"/>
+          <w:b/>
+          <w:bCs/>
+        </w:rPr>
+        <w:t>-------------------------------------------------------</w:t>
+      </w:r>
+    </w:p>
+    <w:p>
+      <w:pPr>
+        <w:spacing w:after="0"/>
+        <w:rPr>
+          <w:b/>
+          <w:bCs/>
+          <w:color w:val="0070C0"/>
+          <w:sz w:val="24"/>
+          <w:szCs w:val="28"/>
+        </w:rPr>
+      </w:pPr>
+      <w:r>
+        <w:rPr>
+          <w:rFonts w:hint="eastAsia"/>
+          <w:b/>
+          <w:bCs/>
+          <w:color w:val="0070C0"/>
+          <w:sz w:val="24"/>
+          <w:szCs w:val="28"/>
+        </w:rPr>
+        <w:t>17.Sensor</w:t>
+      </w:r>
+    </w:p>
+    <w:p>
+      <w:pPr>
+        <w:spacing w:after="0"/>
+        <w:rPr>
+          <w:b/>
+          <w:bCs/>
+        </w:rPr>
+      </w:pPr>
+      <w:r>
+        <w:rPr>
+          <w:rFonts w:hint="eastAsia"/>
+          <w:b/>
+          <w:bCs/>
+        </w:rPr>
+        <w:t>a</w:t>
+      </w:r>
+      <w:r>
+        <w:rPr>
+          <w:b/>
+          <w:bCs/>
+        </w:rPr>
+        <w:t>ccelerometer</w:t>
+      </w:r>
+      <w:r>
+        <w:rPr>
+          <w:b/>
+          <w:bCs/>
+        </w:rPr>
+        <w:tab/>
+      </w:r>
+      <w:r>
+        <w:rPr>
+          <w:b/>
+          <w:bCs/>
+        </w:rPr>
+        <w:t>액셀러로미터</w:t>
+      </w:r>
+      <w:r>
+        <w:rPr>
+          <w:b/>
+          <w:bCs/>
+        </w:rPr>
+        <w:tab/>
+      </w:r>
+      <w:r>
+        <w:rPr>
+          <w:b/>
+          <w:bCs/>
+        </w:rPr>
+        <w:t>가속도계</w:t>
+      </w:r>
+    </w:p>
+    <w:p>
+      <w:pPr>
+        <w:spacing w:after="0"/>
+        <w:rPr>
+          <w:b/>
+          <w:bCs/>
+        </w:rPr>
+      </w:pPr>
+      <w:r>
+        <w:rPr>
+          <w:b/>
+          <w:bCs/>
+        </w:rPr>
+        <w:t>gravity</w:t>
+      </w:r>
+      <w:r>
+        <w:rPr>
+          <w:b/>
+          <w:bCs/>
+        </w:rPr>
+        <w:tab/>
+      </w:r>
+      <w:r>
+        <w:rPr>
+          <w:b/>
+          <w:bCs/>
+        </w:rPr>
+        <w:tab/>
+      </w:r>
+      <w:r>
+        <w:rPr>
+          <w:b/>
+          <w:bCs/>
+        </w:rPr>
+        <w:t>그래비티</w:t>
+      </w:r>
+      <w:r>
+        <w:rPr>
+          <w:b/>
+          <w:bCs/>
+        </w:rPr>
+        <w:tab/>
+      </w:r>
+      <w:r>
+        <w:rPr>
+          <w:b/>
+          <w:bCs/>
+        </w:rPr>
+        <w:t>중력</w:t>
+      </w:r>
+    </w:p>
+    <w:p>
+      <w:pPr>
+        <w:spacing w:after="0"/>
+        <w:rPr>
+          <w:b/>
+          <w:bCs/>
+        </w:rPr>
+      </w:pPr>
+      <w:r>
+        <w:rPr>
+          <w:b/>
+          <w:bCs/>
+        </w:rPr>
+        <w:t>gyroscope</w:t>
+      </w:r>
+      <w:r>
+        <w:rPr>
+          <w:b/>
+          <w:bCs/>
+        </w:rPr>
+        <w:tab/>
+      </w:r>
+      <w:r>
+        <w:rPr>
+          <w:b/>
+          <w:bCs/>
+        </w:rPr>
+        <w:t>자이로스코프</w:t>
+      </w:r>
+      <w:r>
+        <w:rPr>
+          <w:b/>
+          <w:bCs/>
+        </w:rPr>
+        <w:tab/>
+      </w:r>
+      <w:r>
+        <w:rPr>
+          <w:b/>
+          <w:bCs/>
+        </w:rPr>
+        <w:t>회전 감지 센서</w:t>
+      </w:r>
+    </w:p>
+    <w:p>
+      <w:pPr>
+        <w:spacing w:after="0"/>
+        <w:rPr>
+          <w:b/>
+          <w:bCs/>
+        </w:rPr>
+      </w:pPr>
+      <w:r>
+        <w:rPr>
+          <w:b/>
+          <w:bCs/>
+        </w:rPr>
+        <w:t>orientation</w:t>
+      </w:r>
+      <w:r>
+        <w:rPr>
+          <w:b/>
+          <w:bCs/>
+        </w:rPr>
+        <w:tab/>
+      </w:r>
+      <w:r>
+        <w:rPr>
+          <w:b/>
+          <w:bCs/>
+        </w:rPr>
+        <w:t>오리엔테이션</w:t>
+      </w:r>
+      <w:r>
+        <w:rPr>
+          <w:b/>
+          <w:bCs/>
+        </w:rPr>
+        <w:tab/>
+      </w:r>
+      <w:r>
+        <w:rPr>
+          <w:b/>
+          <w:bCs/>
+        </w:rPr>
+        <w:t>방향</w:t>
+      </w:r>
+    </w:p>
+    <w:p>
+      <w:pPr>
+        <w:spacing w:after="0"/>
+        <w:rPr>
+          <w:b/>
+          <w:bCs/>
+        </w:rPr>
+      </w:pPr>
+      <w:r>
+        <w:rPr>
+          <w:b/>
+          <w:bCs/>
+        </w:rPr>
+        <w:t>magnetic</w:t>
+      </w:r>
+      <w:r>
+        <w:rPr>
+          <w:b/>
+          <w:bCs/>
+        </w:rPr>
+        <w:tab/>
+      </w:r>
+      <w:r>
+        <w:rPr>
+          <w:b/>
+          <w:bCs/>
+        </w:rPr>
+        <w:t>마그네틱</w:t>
+      </w:r>
+      <w:r>
+        <w:rPr>
+          <w:b/>
+          <w:bCs/>
+        </w:rPr>
+        <w:tab/>
+      </w:r>
+      <w:r>
+        <w:rPr>
+          <w:b/>
+          <w:bCs/>
+        </w:rPr>
+        <w:t>자기의</w:t>
+      </w:r>
+    </w:p>
+    <w:p>
+      <w:pPr>
+        <w:spacing w:after="0"/>
+        <w:rPr>
+          <w:b/>
+          <w:bCs/>
+        </w:rPr>
+      </w:pPr>
+      <w:r>
+        <w:rPr>
+          <w:b/>
+          <w:bCs/>
+        </w:rPr>
+        <w:t>pressure</w:t>
+      </w:r>
+      <w:r>
+        <w:rPr>
+          <w:b/>
+          <w:bCs/>
+        </w:rPr>
+        <w:tab/>
+      </w:r>
+      <w:r>
+        <w:rPr>
+          <w:b/>
+          <w:bCs/>
+        </w:rPr>
+        <w:t>프레셔</w:t>
+      </w:r>
+      <w:r>
+        <w:rPr>
+          <w:b/>
+          <w:bCs/>
+        </w:rPr>
+        <w:tab/>
+      </w:r>
+      <w:r>
+        <w:rPr>
+          <w:b/>
+          <w:bCs/>
+        </w:rPr>
+        <w:tab/>
+      </w:r>
+      <w:r>
+        <w:rPr>
+          <w:b/>
+          <w:bCs/>
+        </w:rPr>
+        <w:t>압력</w:t>
+      </w:r>
+    </w:p>
+    <w:p>
+      <w:pPr>
+        <w:spacing w:after="0"/>
+        <w:rPr>
+          <w:b/>
+          <w:bCs/>
+        </w:rPr>
+      </w:pPr>
+      <w:r>
+        <w:rPr>
+          <w:b/>
+          <w:bCs/>
+        </w:rPr>
+        <w:t>proximity</w:t>
+      </w:r>
+      <w:r>
+        <w:rPr>
+          <w:b/>
+          <w:bCs/>
+        </w:rPr>
+        <w:tab/>
+      </w:r>
+      <w:r>
+        <w:rPr>
+          <w:b/>
+          <w:bCs/>
+        </w:rPr>
+        <w:t>프록시미티</w:t>
+      </w:r>
+      <w:r>
+        <w:rPr>
+          <w:b/>
+          <w:bCs/>
+        </w:rPr>
+        <w:tab/>
+      </w:r>
+      <w:r>
+        <w:rPr>
+          <w:b/>
+          <w:bCs/>
+        </w:rPr>
+        <w:t>근접</w:t>
+      </w:r>
+    </w:p>
+    <w:p>
+      <w:pPr>
+        <w:spacing w:after="0"/>
+        <w:rPr>
+          <w:b/>
+          <w:bCs/>
+        </w:rPr>
+      </w:pPr>
+      <w:r>
+        <w:rPr>
+          <w:b/>
+          <w:bCs/>
+        </w:rPr>
+        <w:t>rotation</w:t>
+      </w:r>
+      <w:r>
+        <w:rPr>
+          <w:b/>
+          <w:bCs/>
+        </w:rPr>
+        <w:tab/>
+      </w:r>
+      <w:r>
+        <w:rPr>
+          <w:b/>
+          <w:bCs/>
+        </w:rPr>
+        <w:t>로테이션</w:t>
+      </w:r>
+      <w:r>
+        <w:rPr>
+          <w:b/>
+          <w:bCs/>
+        </w:rPr>
+        <w:tab/>
+      </w:r>
+      <w:r>
+        <w:rPr>
+          <w:b/>
+          <w:bCs/>
+        </w:rPr>
+        <w:t>회전</w:t>
+      </w:r>
+    </w:p>
+    <w:p>
+      <w:pPr>
+        <w:spacing w:after="0"/>
+        <w:rPr>
+          <w:b/>
+          <w:bCs/>
+        </w:rPr>
+      </w:pPr>
+      <w:r>
+        <w:rPr>
+          <w:b/>
+          <w:bCs/>
+        </w:rPr>
+        <w:t>temperature</w:t>
+      </w:r>
+      <w:r>
+        <w:rPr>
+          <w:b/>
+          <w:bCs/>
+        </w:rPr>
+        <w:tab/>
+      </w:r>
+      <w:r>
+        <w:rPr>
+          <w:b/>
+          <w:bCs/>
+        </w:rPr>
+        <w:t>템퍼러처</w:t>
+      </w:r>
+      <w:r>
+        <w:rPr>
+          <w:b/>
+          <w:bCs/>
+        </w:rPr>
+        <w:tab/>
+      </w:r>
+      <w:r>
+        <w:rPr>
+          <w:b/>
+          <w:bCs/>
+        </w:rPr>
+        <w:t>온도</w:t>
+      </w:r>
+    </w:p>
+    <w:p>
+      <w:pPr>
+        <w:spacing w:after="0"/>
+        <w:rPr>
+          <w:b/>
+          <w:bCs/>
+        </w:rPr>
+      </w:pPr>
+      <w:r>
+        <w:rPr>
+          <w:b/>
+          <w:bCs/>
+        </w:rPr>
+        <w:t>power</w:t>
+      </w:r>
+      <w:r>
+        <w:rPr>
+          <w:b/>
+          <w:bCs/>
+        </w:rPr>
+        <w:tab/>
+      </w:r>
+      <w:r>
+        <w:rPr>
+          <w:b/>
+          <w:bCs/>
+        </w:rPr>
+        <w:tab/>
+      </w:r>
+      <w:r>
+        <w:rPr>
+          <w:b/>
+          <w:bCs/>
+        </w:rPr>
+        <w:t>파워</w:t>
+      </w:r>
+      <w:r>
+        <w:rPr>
+          <w:b/>
+          <w:bCs/>
+        </w:rPr>
+        <w:tab/>
+      </w:r>
+      <w:r>
+        <w:rPr>
+          <w:b/>
+          <w:bCs/>
+        </w:rPr>
+        <w:tab/>
+      </w:r>
+      <w:r>
+        <w:rPr>
+          <w:b/>
+          <w:bCs/>
+        </w:rPr>
+        <w:t>전력</w:t>
+      </w:r>
+    </w:p>
+    <w:p>
+      <w:pPr>
+        <w:spacing w:after="0"/>
+        <w:rPr>
+          <w:b/>
+          <w:bCs/>
+        </w:rPr>
+      </w:pPr>
+      <w:r>
+        <w:rPr>
+          <w:b/>
+          <w:bCs/>
+        </w:rPr>
+        <w:t>resolution</w:t>
+      </w:r>
+      <w:r>
+        <w:rPr>
+          <w:b/>
+          <w:bCs/>
+        </w:rPr>
+        <w:tab/>
+      </w:r>
+      <w:r>
+        <w:rPr>
+          <w:b/>
+          <w:bCs/>
+        </w:rPr>
+        <w:t>레졸루션</w:t>
+      </w:r>
+      <w:r>
+        <w:rPr>
+          <w:b/>
+          <w:bCs/>
+        </w:rPr>
+        <w:tab/>
+      </w:r>
+      <w:r>
+        <w:rPr>
+          <w:b/>
+          <w:bCs/>
+        </w:rPr>
+        <w:t>해상도</w:t>
+      </w:r>
+    </w:p>
+    <w:p>
+      <w:pPr>
+        <w:spacing w:after="0"/>
+        <w:rPr>
+          <w:b/>
+          <w:bCs/>
+        </w:rPr>
+      </w:pPr>
+      <w:r>
+        <w:rPr>
+          <w:b/>
+          <w:bCs/>
+        </w:rPr>
+        <w:t>humidity</w:t>
+      </w:r>
+      <w:r>
+        <w:rPr>
+          <w:b/>
+          <w:bCs/>
+        </w:rPr>
+        <w:tab/>
+      </w:r>
+      <w:r>
+        <w:rPr>
+          <w:b/>
+          <w:bCs/>
+        </w:rPr>
+        <w:t>휴미디티</w:t>
+      </w:r>
+      <w:r>
+        <w:rPr>
+          <w:b/>
+          <w:bCs/>
+        </w:rPr>
+        <w:tab/>
+      </w:r>
+      <w:r>
+        <w:rPr>
+          <w:b/>
+          <w:bCs/>
+        </w:rPr>
+        <w:t>습도</w:t>
+      </w:r>
+    </w:p>
+    <w:p>
+      <w:pPr>
+        <w:spacing w:after="0"/>
+        <w:rPr>
+          <w:b/>
+          <w:bCs/>
+        </w:rPr>
+      </w:pPr>
+      <w:r>
+        <w:rPr>
+          <w:b/>
+          <w:bCs/>
+        </w:rPr>
+        <w:t>accuracy</w:t>
+      </w:r>
+      <w:r>
+        <w:rPr>
+          <w:b/>
+          <w:bCs/>
+        </w:rPr>
+        <w:tab/>
+      </w:r>
+      <w:r>
+        <w:rPr>
+          <w:b/>
+          <w:bCs/>
+        </w:rPr>
+        <w:t>액큐러시</w:t>
+      </w:r>
+      <w:r>
+        <w:rPr>
+          <w:b/>
+          <w:bCs/>
+        </w:rPr>
+        <w:tab/>
+      </w:r>
+      <w:r>
+        <w:rPr>
+          <w:b/>
+          <w:bCs/>
+        </w:rPr>
+        <w:t>정확도</w:t>
+      </w:r>
+    </w:p>
+    <w:p>
+      <w:pPr>
+        <w:spacing w:after="0"/>
+        <w:rPr>
+          <w:b/>
+          <w:bCs/>
+        </w:rPr>
+      </w:pPr>
+      <w:r>
+        <w:rPr>
+          <w:b/>
+          <w:bCs/>
+        </w:rPr>
+        <w:t>delay</w:t>
+      </w:r>
+      <w:r>
+        <w:rPr>
+          <w:b/>
+          <w:bCs/>
+        </w:rPr>
+        <w:tab/>
+      </w:r>
+      <w:r>
+        <w:rPr>
+          <w:b/>
+          <w:bCs/>
+        </w:rPr>
+        <w:tab/>
+      </w:r>
+      <w:r>
+        <w:rPr>
+          <w:b/>
+          <w:bCs/>
+        </w:rPr>
+        <w:t>딜레이</w:t>
+      </w:r>
+      <w:r>
+        <w:rPr>
+          <w:b/>
+          <w:bCs/>
+        </w:rPr>
+        <w:tab/>
+      </w:r>
+      <w:r>
+        <w:rPr>
+          <w:b/>
+          <w:bCs/>
+        </w:rPr>
+        <w:tab/>
+      </w:r>
+      <w:r>
+        <w:rPr>
+          <w:b/>
+          <w:bCs/>
+        </w:rPr>
+        <w:t>지연</w:t>
+      </w:r>
+    </w:p>
+    <w:p>
+      <w:pPr>
+        <w:spacing w:after="0"/>
+        <w:rPr>
+          <w:b/>
+          <w:bCs/>
+        </w:rPr>
+      </w:pPr>
+      <w:r>
+        <w:rPr>
+          <w:b/>
+          <w:bCs/>
+        </w:rPr>
+        <w:t>azimuth</w:t>
+      </w:r>
+      <w:r>
+        <w:rPr>
+          <w:b/>
+          <w:bCs/>
+        </w:rPr>
+        <w:tab/>
+      </w:r>
+      <w:r>
+        <w:rPr>
+          <w:b/>
+          <w:bCs/>
+        </w:rPr>
+        <w:t>애지머스</w:t>
+      </w:r>
+      <w:r>
+        <w:rPr>
+          <w:b/>
+          <w:bCs/>
+        </w:rPr>
+        <w:tab/>
+      </w:r>
+      <w:r>
+        <w:rPr>
+          <w:b/>
+          <w:bCs/>
+        </w:rPr>
+        <w:t>방위각</w:t>
+      </w:r>
+    </w:p>
+    <w:p>
+      <w:pPr>
+        <w:spacing w:after="0"/>
+        <w:rPr>
+          <w:b/>
+          <w:bCs/>
+        </w:rPr>
+      </w:pPr>
+      <w:r>
+        <w:rPr>
+          <w:b/>
+          <w:bCs/>
+        </w:rPr>
+        <w:t>yaw</w:t>
+      </w:r>
+      <w:r>
+        <w:rPr>
+          <w:b/>
+          <w:bCs/>
+        </w:rPr>
+        <w:tab/>
+      </w:r>
+      <w:r>
+        <w:rPr>
+          <w:b/>
+          <w:bCs/>
+        </w:rPr>
+        <w:tab/>
+      </w:r>
+      <w:r>
+        <w:rPr>
+          <w:b/>
+          <w:bCs/>
+        </w:rPr>
+        <w:t>요</w:t>
+      </w:r>
+      <w:r>
+        <w:rPr>
+          <w:b/>
+          <w:bCs/>
+        </w:rPr>
+        <w:tab/>
+      </w:r>
+      <w:r>
+        <w:rPr>
+          <w:b/>
+          <w:bCs/>
+        </w:rPr>
+        <w:tab/>
+      </w:r>
+      <w:r>
+        <w:rPr>
+          <w:b/>
+          <w:bCs/>
+        </w:rPr>
+        <w:t>좌우 회전</w:t>
+      </w:r>
+    </w:p>
+    <w:p>
+      <w:pPr>
+        <w:spacing w:after="0"/>
+        <w:rPr>
+          <w:b/>
+          <w:bCs/>
+        </w:rPr>
+      </w:pPr>
+      <w:r>
+        <w:rPr>
+          <w:b/>
+          <w:bCs/>
+        </w:rPr>
+        <w:t>pitch</w:t>
+      </w:r>
+      <w:r>
+        <w:rPr>
+          <w:b/>
+          <w:bCs/>
+        </w:rPr>
+        <w:tab/>
+      </w:r>
+      <w:r>
+        <w:rPr>
+          <w:b/>
+          <w:bCs/>
+        </w:rPr>
+        <w:tab/>
+      </w:r>
+      <w:r>
+        <w:rPr>
+          <w:b/>
+          <w:bCs/>
+        </w:rPr>
+        <w:t>피치</w:t>
+      </w:r>
+      <w:r>
+        <w:rPr>
+          <w:b/>
+          <w:bCs/>
+        </w:rPr>
+        <w:tab/>
+      </w:r>
+      <w:r>
+        <w:rPr>
+          <w:b/>
+          <w:bCs/>
+        </w:rPr>
+        <w:tab/>
+      </w:r>
+      <w:r>
+        <w:rPr>
+          <w:b/>
+          <w:bCs/>
+        </w:rPr>
+        <w:t>상하 기울기</w:t>
+      </w:r>
+    </w:p>
+    <w:p>
+      <w:pPr>
+        <w:spacing w:after="0"/>
+        <w:rPr>
+          <w:b/>
+          <w:bCs/>
+        </w:rPr>
+      </w:pPr>
+      <w:r>
+        <w:rPr>
+          <w:b/>
+          <w:bCs/>
+        </w:rPr>
+        <w:t>roll</w:t>
+      </w:r>
+      <w:r>
+        <w:rPr>
+          <w:b/>
+          <w:bCs/>
+        </w:rPr>
+        <w:tab/>
+      </w:r>
+      <w:r>
+        <w:rPr>
+          <w:b/>
+          <w:bCs/>
+        </w:rPr>
+        <w:tab/>
+      </w:r>
+      <w:r>
+        <w:rPr>
+          <w:b/>
+          <w:bCs/>
+        </w:rPr>
+        <w:t>롤</w:t>
+      </w:r>
+      <w:r>
+        <w:rPr>
+          <w:b/>
+          <w:bCs/>
+        </w:rPr>
+        <w:tab/>
+      </w:r>
+      <w:r>
+        <w:rPr>
+          <w:b/>
+          <w:bCs/>
+        </w:rPr>
+        <w:tab/>
+      </w:r>
+      <w:r>
+        <w:rPr>
+          <w:b/>
+          <w:bCs/>
+        </w:rPr>
+        <w:t>좌우 기울기</w:t>
+      </w:r>
+    </w:p>
+    <w:p>
+      <w:pPr>
+        <w:spacing w:after="0"/>
+        <w:rPr>
+          <w:b/>
+          <w:bCs/>
+        </w:rPr>
+      </w:pPr>
+      <w:r>
+        <w:rPr>
+          <w:b/>
+          <w:bCs/>
+        </w:rPr>
+        <w:t>dice</w:t>
+      </w:r>
+      <w:r>
+        <w:rPr>
+          <w:b/>
+          <w:bCs/>
+        </w:rPr>
+        <w:tab/>
+      </w:r>
+      <w:r>
+        <w:rPr>
+          <w:b/>
+          <w:bCs/>
+        </w:rPr>
+        <w:tab/>
+      </w:r>
+      <w:r>
+        <w:rPr>
+          <w:b/>
+          <w:bCs/>
+        </w:rPr>
+        <w:t>다이스</w:t>
+      </w:r>
+      <w:r>
+        <w:rPr>
+          <w:b/>
+          <w:bCs/>
+        </w:rPr>
+        <w:tab/>
+      </w:r>
+      <w:r>
+        <w:rPr>
+          <w:b/>
+          <w:bCs/>
+        </w:rPr>
+        <w:tab/>
+      </w:r>
+      <w:r>
+        <w:rPr>
+          <w:b/>
+          <w:bCs/>
+        </w:rPr>
+        <w:t>주사위</w:t>
+      </w:r>
+    </w:p>
+    <w:p>
+      <w:pPr>
+        <w:spacing w:after="0"/>
+        <w:rPr>
+          <w:b/>
+          <w:bCs/>
+        </w:rPr>
+      </w:pPr>
+      <w:r>
+        <w:rPr>
+          <w:b/>
+          <w:bCs/>
+        </w:rPr>
+        <w:t>shake</w:t>
+      </w:r>
+      <w:r>
+        <w:rPr>
+          <w:b/>
+          <w:bCs/>
+        </w:rPr>
+        <w:tab/>
+      </w:r>
+      <w:r>
+        <w:rPr>
+          <w:b/>
+          <w:bCs/>
+        </w:rPr>
+        <w:tab/>
+      </w:r>
+      <w:r>
+        <w:rPr>
+          <w:b/>
+          <w:bCs/>
+        </w:rPr>
+        <w:t>셰이크</w:t>
+      </w:r>
+      <w:r>
+        <w:rPr>
+          <w:b/>
+          <w:bCs/>
+        </w:rPr>
+        <w:tab/>
+      </w:r>
+      <w:r>
+        <w:rPr>
+          <w:b/>
+          <w:bCs/>
+        </w:rPr>
+        <w:tab/>
+      </w:r>
+      <w:r>
+        <w:rPr>
+          <w:b/>
+          <w:bCs/>
+        </w:rPr>
+        <w:t>흔들기</w:t>
+      </w:r>
+    </w:p>
+    <w:p>
+      <w:pPr>
+        <w:spacing w:after="0"/>
+        <w:rPr>
+          <w:b/>
+          <w:bCs/>
+        </w:rPr>
+      </w:pPr>
+      <w:r>
+        <w:rPr>
+          <w:b/>
+          <w:bCs/>
+        </w:rPr>
+        <w:t>threshold</w:t>
+      </w:r>
+      <w:r>
+        <w:rPr>
+          <w:b/>
+          <w:bCs/>
+        </w:rPr>
+        <w:tab/>
+      </w:r>
+      <w:r>
+        <w:rPr>
+          <w:b/>
+          <w:bCs/>
+        </w:rPr>
+        <w:t>스레숄드</w:t>
+      </w:r>
+      <w:r>
+        <w:rPr>
+          <w:b/>
+          <w:bCs/>
+        </w:rPr>
+        <w:tab/>
+      </w:r>
+      <w:r>
+        <w:rPr>
+          <w:b/>
+          <w:bCs/>
+        </w:rPr>
+        <w:t>임계값</w:t>
+      </w:r>
+    </w:p>
+    <w:p>
+      <w:pPr>
+        <w:spacing w:after="0"/>
+        <w:rPr>
+          <w:b/>
+          <w:bCs/>
+        </w:rPr>
+      </w:pPr>
+      <w:r>
+        <w:rPr>
+          <w:b/>
+          <w:bCs/>
+        </w:rPr>
+        <w:t>configuration</w:t>
+      </w:r>
+      <w:r>
+        <w:rPr>
+          <w:b/>
+          <w:bCs/>
+        </w:rPr>
+        <w:tab/>
+      </w:r>
+      <w:r>
+        <w:rPr>
+          <w:b/>
+          <w:bCs/>
+        </w:rPr>
+        <w:t>컨피규레이션</w:t>
+      </w:r>
+      <w:r>
+        <w:rPr>
+          <w:b/>
+          <w:bCs/>
+        </w:rPr>
+        <w:tab/>
+      </w:r>
+      <w:r>
+        <w:rPr>
+          <w:b/>
+          <w:bCs/>
+        </w:rPr>
+        <w:t>설정</w:t>
+      </w:r>
+    </w:p>
+    <w:p>
+      <w:pPr>
+        <w:spacing w:after="0"/>
+        <w:rPr>
+          <w:b/>
+          <w:bCs/>
+        </w:rPr>
+      </w:pPr>
+      <w:r>
+        <w:rPr>
+          <w:b/>
+          <w:bCs/>
+        </w:rPr>
+        <w:t>locale</w:t>
+      </w:r>
+      <w:r>
+        <w:rPr>
+          <w:b/>
+          <w:bCs/>
+        </w:rPr>
+        <w:tab/>
+      </w:r>
+      <w:r>
+        <w:rPr>
+          <w:b/>
+          <w:bCs/>
+        </w:rPr>
+        <w:tab/>
+      </w:r>
+      <w:r>
+        <w:rPr>
+          <w:b/>
+          <w:bCs/>
+        </w:rPr>
+        <w:t>로케일</w:t>
+      </w:r>
+      <w:r>
+        <w:rPr>
+          <w:b/>
+          <w:bCs/>
+        </w:rPr>
+        <w:tab/>
+      </w:r>
+      <w:r>
+        <w:rPr>
+          <w:b/>
+          <w:bCs/>
+        </w:rPr>
+        <w:tab/>
+      </w:r>
+      <w:r>
+        <w:rPr>
+          <w:b/>
+          <w:bCs/>
+        </w:rPr>
+        <w:t>지역 설정</w:t>
+      </w:r>
+    </w:p>
+    <w:p>
+      <w:pPr>
+        <w:spacing w:after="0"/>
+        <w:rPr>
+          <w:b/>
+          <w:bCs/>
+        </w:rPr>
+      </w:pPr>
+      <w:r>
+        <w:rPr>
+          <w:b/>
+          <w:bCs/>
+        </w:rPr>
+        <w:t>generate</w:t>
+      </w:r>
+      <w:r>
+        <w:rPr>
+          <w:b/>
+          <w:bCs/>
+        </w:rPr>
+        <w:tab/>
+      </w:r>
+      <w:r>
+        <w:rPr>
+          <w:b/>
+          <w:bCs/>
+        </w:rPr>
+        <w:t>제너레이트</w:t>
+      </w:r>
+      <w:r>
+        <w:rPr>
+          <w:b/>
+          <w:bCs/>
+        </w:rPr>
+        <w:tab/>
+      </w:r>
+      <w:r>
+        <w:rPr>
+          <w:b/>
+          <w:bCs/>
+        </w:rPr>
+        <w:t>생성하다</w:t>
+      </w:r>
+    </w:p>
+    <w:p>
+      <w:pPr>
+        <w:spacing w:after="0"/>
+        <w:rPr>
+          <w:b/>
+          <w:bCs/>
+        </w:rPr>
+      </w:pPr>
+      <w:r>
+        <w:rPr>
+          <w:b/>
+          <w:bCs/>
+        </w:rPr>
+        <w:t>queue</w:t>
+      </w:r>
+      <w:r>
+        <w:rPr>
+          <w:b/>
+          <w:bCs/>
+        </w:rPr>
+        <w:tab/>
+      </w:r>
+      <w:r>
+        <w:rPr>
+          <w:b/>
+          <w:bCs/>
+        </w:rPr>
+        <w:tab/>
+      </w:r>
+      <w:r>
+        <w:rPr>
+          <w:b/>
+          <w:bCs/>
+        </w:rPr>
+        <w:t>큐</w:t>
+      </w:r>
+      <w:r>
+        <w:rPr>
+          <w:b/>
+          <w:bCs/>
+        </w:rPr>
+        <w:tab/>
+      </w:r>
+      <w:r>
+        <w:rPr>
+          <w:b/>
+          <w:bCs/>
+        </w:rPr>
+        <w:tab/>
+      </w:r>
+      <w:r>
+        <w:rPr>
+          <w:b/>
+          <w:bCs/>
+        </w:rPr>
+        <w:t>대기열</w:t>
+      </w:r>
+    </w:p>
+    <w:p>
+      <w:pPr>
+        <w:spacing w:after="0"/>
+        <w:rPr>
+          <w:b/>
+          <w:bCs/>
+        </w:rPr>
+      </w:pPr>
+      <w:r>
+        <w:rPr>
+          <w:b/>
+          <w:bCs/>
+        </w:rPr>
+        <w:t>flush</w:t>
+      </w:r>
+      <w:r>
+        <w:rPr>
+          <w:b/>
+          <w:bCs/>
+        </w:rPr>
+        <w:tab/>
+      </w:r>
+      <w:r>
+        <w:rPr>
+          <w:b/>
+          <w:bCs/>
+        </w:rPr>
+        <w:tab/>
+      </w:r>
+      <w:r>
+        <w:rPr>
+          <w:b/>
+          <w:bCs/>
+        </w:rPr>
+        <w:t>플러시</w:t>
+      </w:r>
+      <w:r>
+        <w:rPr>
+          <w:b/>
+          <w:bCs/>
+        </w:rPr>
+        <w:tab/>
+      </w:r>
+      <w:r>
+        <w:rPr>
+          <w:b/>
+          <w:bCs/>
+        </w:rPr>
+        <w:tab/>
+      </w:r>
+      <w:r>
+        <w:rPr>
+          <w:b/>
+          <w:bCs/>
+        </w:rPr>
+        <w:t>비우다</w:t>
+      </w:r>
+    </w:p>
+    <w:p>
+      <w:pPr>
+        <w:spacing w:after="0"/>
+        <w:rPr>
+          <w:b/>
+          <w:bCs/>
+        </w:rPr>
+      </w:pPr>
+      <w:r>
+        <w:rPr>
+          <w:b/>
+          <w:bCs/>
+        </w:rPr>
+        <w:t>earth</w:t>
+      </w:r>
+      <w:r>
+        <w:rPr>
+          <w:b/>
+          <w:bCs/>
+        </w:rPr>
+        <w:tab/>
+      </w:r>
+      <w:r>
+        <w:rPr>
+          <w:b/>
+          <w:bCs/>
+        </w:rPr>
+        <w:tab/>
+      </w:r>
+      <w:r>
+        <w:rPr>
+          <w:b/>
+          <w:bCs/>
+        </w:rPr>
+        <w:t>어스</w:t>
+      </w:r>
+      <w:r>
+        <w:rPr>
+          <w:b/>
+          <w:bCs/>
+        </w:rPr>
+        <w:tab/>
+      </w:r>
+      <w:r>
+        <w:rPr>
+          <w:b/>
+          <w:bCs/>
+        </w:rPr>
+        <w:tab/>
+      </w:r>
+      <w:r>
+        <w:rPr>
+          <w:b/>
+          <w:bCs/>
+        </w:rPr>
+        <w:t>지구</w:t>
+      </w:r>
+    </w:p>
+    <w:p>
+      <w:pPr>
+        <w:spacing w:after="0"/>
+        <w:rPr>
+          <w:b/>
+          <w:bCs/>
+        </w:rPr>
+      </w:pPr>
+      <w:r>
+        <w:rPr>
+          <w:b/>
+          <w:bCs/>
+        </w:rPr>
+        <w:t>compass</w:t>
+      </w:r>
+      <w:r>
+        <w:rPr>
+          <w:b/>
+          <w:bCs/>
+        </w:rPr>
+        <w:tab/>
+      </w:r>
+      <w:r>
+        <w:rPr>
+          <w:b/>
+          <w:bCs/>
+        </w:rPr>
+        <w:t>컴퍼스</w:t>
+      </w:r>
+      <w:r>
+        <w:rPr>
+          <w:b/>
+          <w:bCs/>
+        </w:rPr>
+        <w:tab/>
+      </w:r>
+      <w:r>
+        <w:rPr>
+          <w:b/>
+          <w:bCs/>
+        </w:rPr>
+        <w:tab/>
+      </w:r>
+      <w:r>
+        <w:rPr>
+          <w:b/>
+          <w:bCs/>
+        </w:rPr>
+        <w:t>나침반</w:t>
+      </w:r>
+    </w:p>
+    <w:p>
+      <w:pPr>
+        <w:spacing w:after="0"/>
+        <w:rPr>
+          <w:b/>
+          <w:bCs/>
+        </w:rPr>
+      </w:pPr>
+      <w:r>
+        <w:rPr>
+          <w:b/>
+          <w:bCs/>
+        </w:rPr>
+        <w:t>pedometer</w:t>
+      </w:r>
+      <w:r>
+        <w:rPr>
+          <w:b/>
+          <w:bCs/>
+        </w:rPr>
+        <w:tab/>
+      </w:r>
+      <w:r>
+        <w:rPr>
+          <w:b/>
+          <w:bCs/>
+        </w:rPr>
+        <w:t>페도미터</w:t>
+      </w:r>
+      <w:r>
+        <w:rPr>
+          <w:b/>
+          <w:bCs/>
+        </w:rPr>
+        <w:tab/>
+      </w:r>
+      <w:r>
+        <w:rPr>
+          <w:b/>
+          <w:bCs/>
+        </w:rPr>
+        <w:t>만보계</w:t>
+      </w:r>
+    </w:p>
+    <w:p>
+      <w:pPr>
+        <w:spacing w:after="0"/>
+        <w:rPr>
+          <w:b/>
+          <w:bCs/>
+        </w:rPr>
+      </w:pPr>
+      <w:r>
+        <w:rPr>
+          <w:b/>
+          <w:bCs/>
+        </w:rPr>
+        <w:t>sensitive</w:t>
+      </w:r>
+      <w:r>
+        <w:rPr>
+          <w:b/>
+          <w:bCs/>
+        </w:rPr>
+        <w:tab/>
+      </w:r>
+      <w:r>
+        <w:rPr>
+          <w:b/>
+          <w:bCs/>
+        </w:rPr>
+        <w:t>센서티브</w:t>
+      </w:r>
+      <w:r>
+        <w:rPr>
+          <w:b/>
+          <w:bCs/>
+        </w:rPr>
+        <w:tab/>
+      </w:r>
+      <w:r>
+        <w:rPr>
+          <w:b/>
+          <w:bCs/>
+        </w:rPr>
+        <w:t>민감한</w:t>
+      </w:r>
+    </w:p>
+    <w:p>
+      <w:pPr>
+        <w:spacing w:after="0"/>
+        <w:rPr>
+          <w:b/>
+          <w:bCs/>
+        </w:rPr>
+      </w:pPr>
+      <w:r>
+        <w:rPr>
+          <w:b/>
+          <w:bCs/>
+        </w:rPr>
+        <w:t>ambient</w:t>
+      </w:r>
+      <w:r>
+        <w:rPr>
+          <w:b/>
+          <w:bCs/>
+        </w:rPr>
+        <w:tab/>
+      </w:r>
+      <w:r>
+        <w:rPr>
+          <w:b/>
+          <w:bCs/>
+        </w:rPr>
+        <w:t>앰비언트</w:t>
+      </w:r>
+      <w:r>
+        <w:rPr>
+          <w:b/>
+          <w:bCs/>
+        </w:rPr>
+        <w:tab/>
+      </w:r>
+      <w:r>
+        <w:rPr>
+          <w:b/>
+          <w:bCs/>
+        </w:rPr>
+        <w:t>주변의</w:t>
+      </w:r>
+    </w:p>
+    <w:p>
+      <w:pPr>
+        <w:spacing w:after="0"/>
+        <w:rPr>
+          <w:b/>
+          <w:bCs/>
+        </w:rPr>
+      </w:pPr>
+      <w:r>
+        <w:rPr>
+          <w:b/>
+          <w:bCs/>
+        </w:rPr>
+        <w:t>alias</w:t>
+      </w:r>
+      <w:r>
+        <w:rPr>
+          <w:b/>
+          <w:bCs/>
+        </w:rPr>
+        <w:tab/>
+      </w:r>
+      <w:r>
+        <w:rPr>
+          <w:b/>
+          <w:bCs/>
+        </w:rPr>
+        <w:tab/>
+      </w:r>
+      <w:r>
+        <w:rPr>
+          <w:b/>
+          <w:bCs/>
+        </w:rPr>
+        <w:t>에일리어스</w:t>
+      </w:r>
+      <w:r>
+        <w:rPr>
+          <w:b/>
+          <w:bCs/>
+        </w:rPr>
+        <w:tab/>
+      </w:r>
+      <w:r>
+        <w:rPr>
+          <w:b/>
+          <w:bCs/>
+        </w:rPr>
+        <w:t>별칭</w:t>
+      </w:r>
+      <w:r>
+        <w:rPr>
+          <w:rFonts w:hint="eastAsia"/>
+          <w:b/>
+          <w:bCs/>
+        </w:rPr>
+        <w:t xml:space="preserve"> </w:t>
+      </w:r>
+    </w:p>
+    <w:p>
+      <w:pPr>
+        <w:spacing w:after="0"/>
+        <w:rPr>
+          <w:b/>
+          <w:bCs/>
+        </w:rPr>
+      </w:pPr>
+      <w:r>
+        <w:rPr>
+          <w:rFonts w:hint="eastAsia"/>
+          <w:b/>
+          <w:bCs/>
+        </w:rPr>
+        <w:t>-------------------------------------------------------</w:t>
+      </w:r>
+    </w:p>
+    <w:p>
+      <w:pPr>
+        <w:spacing w:after="0"/>
+        <w:rPr>
+          <w:b/>
+          <w:bCs/>
+          <w:color w:val="0070C0"/>
+          <w:sz w:val="24"/>
+          <w:szCs w:val="28"/>
+        </w:rPr>
+      </w:pPr>
+      <w:r>
+        <w:rPr>
+          <w:rFonts w:hint="eastAsia"/>
+          <w:b/>
+          <w:bCs/>
+          <w:color w:val="0070C0"/>
+          <w:sz w:val="24"/>
+          <w:szCs w:val="28"/>
+        </w:rPr>
+        <w:t>19.Google AI API</w:t>
+      </w:r>
+    </w:p>
+    <w:p>
+      <w:pPr>
+        <w:spacing w:after="0"/>
+        <w:rPr>
+          <w:b/>
+          <w:bCs/>
+        </w:rPr>
+      </w:pPr>
+      <w:r>
+        <w:rPr>
+          <w:b/>
+          <w:bCs/>
+        </w:rPr>
+        <w:t>generative</w:t>
+      </w:r>
+      <w:r>
+        <w:rPr>
+          <w:b/>
+          <w:bCs/>
+        </w:rPr>
+        <w:tab/>
+      </w:r>
+      <w:r>
+        <w:rPr>
+          <w:b/>
+          <w:bCs/>
+        </w:rPr>
+        <w:t>제너레이티브</w:t>
+      </w:r>
+      <w:r>
+        <w:rPr>
+          <w:b/>
+          <w:bCs/>
+        </w:rPr>
+        <w:tab/>
+      </w:r>
+      <w:r>
+        <w:rPr>
+          <w:b/>
+          <w:bCs/>
+        </w:rPr>
+        <w:t>생성형</w:t>
+      </w:r>
+    </w:p>
+    <w:p>
+      <w:pPr>
+        <w:spacing w:after="0"/>
+        <w:rPr>
+          <w:b/>
+          <w:bCs/>
+        </w:rPr>
+      </w:pPr>
+      <w:r>
+        <w:rPr>
+          <w:b/>
+          <w:bCs/>
+        </w:rPr>
+        <w:t>response</w:t>
+      </w:r>
+      <w:r>
+        <w:rPr>
+          <w:b/>
+          <w:bCs/>
+        </w:rPr>
+        <w:tab/>
+      </w:r>
+      <w:r>
+        <w:rPr>
+          <w:b/>
+          <w:bCs/>
+        </w:rPr>
+        <w:t>리스폰스</w:t>
+      </w:r>
+      <w:r>
+        <w:rPr>
+          <w:b/>
+          <w:bCs/>
+        </w:rPr>
+        <w:tab/>
+      </w:r>
+      <w:r>
+        <w:rPr>
+          <w:b/>
+          <w:bCs/>
+        </w:rPr>
+        <w:t>응답</w:t>
+      </w:r>
+    </w:p>
+    <w:p>
+      <w:pPr>
+        <w:spacing w:after="0"/>
+        <w:rPr>
+          <w:b/>
+          <w:bCs/>
+        </w:rPr>
+      </w:pPr>
+      <w:r>
+        <w:rPr>
+          <w:b/>
+          <w:bCs/>
+        </w:rPr>
+        <w:t>agreements</w:t>
+      </w:r>
+      <w:r>
+        <w:rPr>
+          <w:b/>
+          <w:bCs/>
+        </w:rPr>
+        <w:tab/>
+      </w:r>
+      <w:r>
+        <w:rPr>
+          <w:b/>
+          <w:bCs/>
+        </w:rPr>
+        <w:t>어그리먼츠</w:t>
+      </w:r>
+      <w:r>
+        <w:rPr>
+          <w:b/>
+          <w:bCs/>
+        </w:rPr>
+        <w:tab/>
+      </w:r>
+      <w:r>
+        <w:rPr>
+          <w:b/>
+          <w:bCs/>
+        </w:rPr>
+        <w:t>동의</w:t>
+      </w:r>
+    </w:p>
+    <w:p>
+      <w:pPr>
+        <w:spacing w:after="0"/>
+        <w:rPr>
+          <w:b/>
+          <w:bCs/>
+        </w:rPr>
+      </w:pPr>
+      <w:r>
+        <w:rPr>
+          <w:b/>
+          <w:bCs/>
+        </w:rPr>
+        <w:t>listenable</w:t>
+      </w:r>
+      <w:r>
+        <w:rPr>
+          <w:b/>
+          <w:bCs/>
+        </w:rPr>
+        <w:tab/>
+      </w:r>
+      <w:r>
+        <w:rPr>
+          <w:b/>
+          <w:bCs/>
+        </w:rPr>
+        <w:t>리스너블</w:t>
+      </w:r>
+      <w:r>
+        <w:rPr>
+          <w:b/>
+          <w:bCs/>
+        </w:rPr>
+        <w:tab/>
+      </w:r>
+      <w:r>
+        <w:rPr>
+          <w:b/>
+          <w:bCs/>
+        </w:rPr>
+        <w:t>수신 가능한</w:t>
+      </w:r>
+    </w:p>
+    <w:p>
+      <w:pPr>
+        <w:spacing w:after="0"/>
+        <w:rPr>
+          <w:b/>
+          <w:bCs/>
+        </w:rPr>
+      </w:pPr>
+      <w:r>
+        <w:rPr>
+          <w:b/>
+          <w:bCs/>
+        </w:rPr>
+        <w:t>future</w:t>
+      </w:r>
+      <w:r>
+        <w:rPr>
+          <w:b/>
+          <w:bCs/>
+        </w:rPr>
+        <w:tab/>
+      </w:r>
+      <w:r>
+        <w:rPr>
+          <w:b/>
+          <w:bCs/>
+        </w:rPr>
+        <w:tab/>
+      </w:r>
+      <w:r>
+        <w:rPr>
+          <w:b/>
+          <w:bCs/>
+        </w:rPr>
+        <w:t>퓨처</w:t>
+      </w:r>
+      <w:r>
+        <w:rPr>
+          <w:b/>
+          <w:bCs/>
+        </w:rPr>
+        <w:tab/>
+      </w:r>
+      <w:r>
+        <w:rPr>
+          <w:b/>
+          <w:bCs/>
+        </w:rPr>
+        <w:tab/>
+      </w:r>
+      <w:r>
+        <w:rPr>
+          <w:b/>
+          <w:bCs/>
+        </w:rPr>
+        <w:t>비동기 결과</w:t>
+      </w:r>
+    </w:p>
+    <w:p>
+      <w:pPr>
+        <w:spacing w:after="0"/>
+        <w:rPr>
+          <w:b/>
+          <w:bCs/>
+        </w:rPr>
+      </w:pPr>
+      <w:r>
+        <w:rPr>
+          <w:b/>
+          <w:bCs/>
+        </w:rPr>
+        <w:t>utility</w:t>
+      </w:r>
+      <w:r>
+        <w:rPr>
+          <w:b/>
+          <w:bCs/>
+        </w:rPr>
+        <w:tab/>
+      </w:r>
+      <w:r>
+        <w:rPr>
+          <w:b/>
+          <w:bCs/>
+        </w:rPr>
+        <w:tab/>
+      </w:r>
+      <w:r>
+        <w:rPr>
+          <w:b/>
+          <w:bCs/>
+        </w:rPr>
+        <w:t>유틸리티</w:t>
+      </w:r>
+      <w:r>
+        <w:rPr>
+          <w:b/>
+          <w:bCs/>
+        </w:rPr>
+        <w:tab/>
+      </w:r>
+      <w:r>
+        <w:rPr>
+          <w:b/>
+          <w:bCs/>
+        </w:rPr>
+        <w:t>유틸 도구</w:t>
+      </w:r>
+    </w:p>
+    <w:p>
+      <w:pPr>
+        <w:spacing w:after="0"/>
+        <w:rPr>
+          <w:b/>
+          <w:bCs/>
+        </w:rPr>
+      </w:pPr>
+      <w:r>
+        <w:rPr>
+          <w:b/>
+          <w:bCs/>
+        </w:rPr>
+        <w:t>summary</w:t>
+      </w:r>
+      <w:r>
+        <w:rPr>
+          <w:b/>
+          <w:bCs/>
+        </w:rPr>
+        <w:tab/>
+      </w:r>
+      <w:r>
+        <w:rPr>
+          <w:b/>
+          <w:bCs/>
+        </w:rPr>
+        <w:t>서머리</w:t>
+      </w:r>
+      <w:r>
+        <w:rPr>
+          <w:b/>
+          <w:bCs/>
+        </w:rPr>
+        <w:tab/>
+      </w:r>
+      <w:r>
+        <w:rPr>
+          <w:b/>
+          <w:bCs/>
+        </w:rPr>
+        <w:tab/>
+      </w:r>
+      <w:r>
+        <w:rPr>
+          <w:b/>
+          <w:bCs/>
+        </w:rPr>
+        <w:t>요약</w:t>
+      </w:r>
+    </w:p>
+    <w:p>
+      <w:pPr>
+        <w:spacing w:after="0"/>
+        <w:rPr>
+          <w:b/>
+          <w:bCs/>
+        </w:rPr>
+      </w:pPr>
+      <w:r>
+        <w:rPr>
+          <w:b/>
+          <w:bCs/>
+        </w:rPr>
+        <w:t>failure</w:t>
+      </w:r>
+      <w:r>
+        <w:rPr>
+          <w:b/>
+          <w:bCs/>
+        </w:rPr>
+        <w:tab/>
+      </w:r>
+      <w:r>
+        <w:rPr>
+          <w:b/>
+          <w:bCs/>
+        </w:rPr>
+        <w:tab/>
+      </w:r>
+      <w:r>
+        <w:rPr>
+          <w:b/>
+          <w:bCs/>
+        </w:rPr>
+        <w:t>페일러</w:t>
+      </w:r>
+      <w:r>
+        <w:rPr>
+          <w:b/>
+          <w:bCs/>
+        </w:rPr>
+        <w:tab/>
+      </w:r>
+      <w:r>
+        <w:rPr>
+          <w:b/>
+          <w:bCs/>
+        </w:rPr>
+        <w:tab/>
+      </w:r>
+      <w:r>
+        <w:rPr>
+          <w:b/>
+          <w:bCs/>
+        </w:rPr>
+        <w:t>실패</w:t>
+      </w:r>
+    </w:p>
+    <w:p>
+      <w:pPr>
+        <w:spacing w:after="0"/>
+        <w:rPr>
+          <w:b/>
+          <w:bCs/>
+        </w:rPr>
+      </w:pPr>
+      <w:r>
+        <w:rPr>
+          <w:b/>
+          <w:bCs/>
+        </w:rPr>
+        <w:t>analysis</w:t>
+      </w:r>
+      <w:r>
+        <w:rPr>
+          <w:b/>
+          <w:bCs/>
+        </w:rPr>
+        <w:tab/>
+      </w:r>
+      <w:r>
+        <w:rPr>
+          <w:b/>
+          <w:bCs/>
+        </w:rPr>
+        <w:t>어낼리시스</w:t>
+      </w:r>
+      <w:r>
+        <w:rPr>
+          <w:b/>
+          <w:bCs/>
+        </w:rPr>
+        <w:tab/>
+      </w:r>
+      <w:r>
+        <w:rPr>
+          <w:b/>
+          <w:bCs/>
+        </w:rPr>
+        <w:t>분석</w:t>
+      </w:r>
+    </w:p>
+    <w:p>
+      <w:pPr>
+        <w:spacing w:after="0"/>
+        <w:rPr>
+          <w:b/>
+          <w:bCs/>
+        </w:rPr>
+      </w:pPr>
+      <w:r>
+        <w:rPr>
+          <w:b/>
+          <w:bCs/>
+        </w:rPr>
+        <w:t>degree</w:t>
+      </w:r>
+      <w:r>
+        <w:rPr>
+          <w:b/>
+          <w:bCs/>
+        </w:rPr>
+        <w:tab/>
+      </w:r>
+      <w:r>
+        <w:rPr>
+          <w:b/>
+          <w:bCs/>
+        </w:rPr>
+        <w:tab/>
+      </w:r>
+      <w:r>
+        <w:rPr>
+          <w:b/>
+          <w:bCs/>
+        </w:rPr>
+        <w:t>디그리</w:t>
+      </w:r>
+      <w:r>
+        <w:rPr>
+          <w:b/>
+          <w:bCs/>
+        </w:rPr>
+        <w:tab/>
+      </w:r>
+      <w:r>
+        <w:rPr>
+          <w:b/>
+          <w:bCs/>
+        </w:rPr>
+        <w:tab/>
+      </w:r>
+      <w:r>
+        <w:rPr>
+          <w:b/>
+          <w:bCs/>
+        </w:rPr>
+        <w:t>정도</w:t>
+      </w:r>
+    </w:p>
+    <w:p>
+      <w:pPr>
+        <w:spacing w:after="0"/>
+        <w:rPr>
+          <w:b/>
+          <w:bCs/>
+        </w:rPr>
+      </w:pPr>
+      <w:r>
+        <w:rPr>
+          <w:b/>
+          <w:bCs/>
+        </w:rPr>
+        <w:t>executor</w:t>
+      </w:r>
+      <w:r>
+        <w:rPr>
+          <w:b/>
+          <w:bCs/>
+        </w:rPr>
+        <w:tab/>
+      </w:r>
+      <w:r>
+        <w:rPr>
+          <w:b/>
+          <w:bCs/>
+        </w:rPr>
+        <w:t>이그제큐터</w:t>
+      </w:r>
+      <w:r>
+        <w:rPr>
+          <w:b/>
+          <w:bCs/>
+        </w:rPr>
+        <w:tab/>
+      </w:r>
+      <w:r>
+        <w:rPr>
+          <w:b/>
+          <w:bCs/>
+        </w:rPr>
+        <w:t>실행자</w:t>
+      </w:r>
+    </w:p>
+    <w:p>
+      <w:pPr>
+        <w:spacing w:after="0"/>
+        <w:rPr>
+          <w:b/>
+          <w:bCs/>
+        </w:rPr>
+      </w:pPr>
+      <w:r>
+        <w:rPr>
+          <w:b/>
+          <w:bCs/>
+        </w:rPr>
+        <w:t>recognizer</w:t>
+      </w:r>
+      <w:r>
+        <w:rPr>
+          <w:b/>
+          <w:bCs/>
+        </w:rPr>
+        <w:tab/>
+      </w:r>
+      <w:r>
+        <w:rPr>
+          <w:b/>
+          <w:bCs/>
+        </w:rPr>
+        <w:t>레커그나이저</w:t>
+      </w:r>
+      <w:r>
+        <w:rPr>
+          <w:b/>
+          <w:bCs/>
+        </w:rPr>
+        <w:tab/>
+      </w:r>
+      <w:r>
+        <w:rPr>
+          <w:b/>
+          <w:bCs/>
+        </w:rPr>
+        <w:t>인식기</w:t>
+      </w:r>
+    </w:p>
+    <w:p>
+      <w:pPr>
+        <w:spacing w:after="0"/>
+        <w:rPr>
+          <w:b/>
+          <w:bCs/>
+        </w:rPr>
+      </w:pPr>
+      <w:r>
+        <w:rPr>
+          <w:b/>
+          <w:bCs/>
+        </w:rPr>
+        <w:t>recognition</w:t>
+      </w:r>
+      <w:r>
+        <w:rPr>
+          <w:b/>
+          <w:bCs/>
+        </w:rPr>
+        <w:tab/>
+      </w:r>
+      <w:r>
+        <w:rPr>
+          <w:b/>
+          <w:bCs/>
+        </w:rPr>
+        <w:t>레커그니션</w:t>
+      </w:r>
+      <w:r>
+        <w:rPr>
+          <w:b/>
+          <w:bCs/>
+        </w:rPr>
+        <w:tab/>
+      </w:r>
+      <w:r>
+        <w:rPr>
+          <w:b/>
+          <w:bCs/>
+        </w:rPr>
+        <w:t>인식</w:t>
+      </w:r>
+    </w:p>
+    <w:p>
+      <w:pPr>
+        <w:spacing w:after="0"/>
+        <w:rPr>
+          <w:b/>
+          <w:bCs/>
+        </w:rPr>
+      </w:pPr>
+      <w:r>
+        <w:rPr>
+          <w:b/>
+          <w:bCs/>
+        </w:rPr>
+        <w:t>optical</w:t>
+      </w:r>
+      <w:r>
+        <w:rPr>
+          <w:b/>
+          <w:bCs/>
+        </w:rPr>
+        <w:tab/>
+      </w:r>
+      <w:r>
+        <w:rPr>
+          <w:b/>
+          <w:bCs/>
+        </w:rPr>
+        <w:tab/>
+      </w:r>
+      <w:r>
+        <w:rPr>
+          <w:b/>
+          <w:bCs/>
+        </w:rPr>
+        <w:t>옵티컬</w:t>
+      </w:r>
+      <w:r>
+        <w:rPr>
+          <w:b/>
+          <w:bCs/>
+        </w:rPr>
+        <w:tab/>
+      </w:r>
+      <w:r>
+        <w:rPr>
+          <w:b/>
+          <w:bCs/>
+        </w:rPr>
+        <w:tab/>
+      </w:r>
+      <w:r>
+        <w:rPr>
+          <w:b/>
+          <w:bCs/>
+        </w:rPr>
+        <w:t>광학의</w:t>
+      </w:r>
+    </w:p>
+    <w:p>
+      <w:pPr>
+        <w:spacing w:after="0"/>
+        <w:rPr>
+          <w:b/>
+          <w:bCs/>
+        </w:rPr>
+      </w:pPr>
+      <w:r>
+        <w:rPr>
+          <w:b/>
+          <w:bCs/>
+        </w:rPr>
+        <w:t>translator</w:t>
+      </w:r>
+      <w:r>
+        <w:rPr>
+          <w:b/>
+          <w:bCs/>
+        </w:rPr>
+        <w:tab/>
+      </w:r>
+      <w:r>
+        <w:rPr>
+          <w:b/>
+          <w:bCs/>
+        </w:rPr>
+        <w:t>트랜슬레이터</w:t>
+      </w:r>
+      <w:r>
+        <w:rPr>
+          <w:b/>
+          <w:bCs/>
+        </w:rPr>
+        <w:tab/>
+      </w:r>
+      <w:r>
+        <w:rPr>
+          <w:b/>
+          <w:bCs/>
+        </w:rPr>
+        <w:t>번역기</w:t>
+      </w:r>
+    </w:p>
+    <w:p>
+      <w:pPr>
+        <w:spacing w:after="0"/>
+        <w:rPr>
+          <w:rFonts w:hint="eastAsia"/>
+          <w:b/>
+          <w:bCs/>
+        </w:rPr>
+      </w:pPr>
+      <w:r>
+        <w:rPr>
+          <w:b/>
+          <w:bCs/>
+        </w:rPr>
+        <w:t>proxy</w:t>
+      </w:r>
+      <w:r>
+        <w:rPr>
+          <w:b/>
+          <w:bCs/>
+        </w:rPr>
+        <w:tab/>
+      </w:r>
+      <w:r>
+        <w:rPr>
+          <w:b/>
+          <w:bCs/>
+        </w:rPr>
+        <w:tab/>
+      </w:r>
+      <w:r>
+        <w:rPr>
+          <w:b/>
+          <w:bCs/>
+        </w:rPr>
+        <w:t>프록시</w:t>
+      </w:r>
+      <w:r>
+        <w:rPr>
+          <w:b/>
+          <w:bCs/>
+        </w:rPr>
+        <w:tab/>
+      </w:r>
+      <w:r>
+        <w:rPr>
+          <w:b/>
+          <w:bCs/>
+        </w:rPr>
+        <w:tab/>
+      </w:r>
+      <w:r>
+        <w:rPr>
+          <w:b/>
+          <w:bCs/>
+        </w:rPr>
+        <w:t>대리 서버</w:t>
       </w:r>
     </w:p>
     <w:sectPr>
@@ -8520,7 +14548,6 @@
   <w:style w:type="character" w:default="1" w:styleId="a0">
     <w:name w:val="Default Paragraph Font"/>
     <w:uiPriority w:val="1"/>
-    <w:semiHidden/>
     <w:unhideWhenUsed/>
   </w:style>
   <w:style w:type="table" w:default="1" w:styleId="a1">
